--- a/Knowledge/3-Work knowledge/1-Software Engineering/2-General Technologies/9-Databases/5-My Source/1-Intro to Databases/1-Data Models/1-Components of a Data Model/2-Types of Relationships/3-Many-to-Many.docx
+++ b/Knowledge/3-Work knowledge/1-Software Engineering/2-General Technologies/9-Databases/5-My Source/1-Intro to Databases/1-Data Models/1-Components of a Data Model/2-Types of Relationships/3-Many-to-Many.docx
@@ -27,7 +27,7 @@
     <w:p>
       <w:r>
         <w:rPr>
-          <w:rFonts w:ascii="Arial" w:hAnsi="Arial" w:cs="Arial"/>
+          <w:rFonts w:ascii="Arial" w:hAnsi="Arial" w:cs="Arial" w:eastAsia="Arial"/>
           <w:b/>
           <w:color w:val="000000"/>
           <w:sz w:val="18"/>
@@ -37,7 +37,7 @@
       </w:r>
       <w:r>
         <w:rPr>
-          <w:rFonts w:ascii="Arial" w:hAnsi="Arial" w:cs="Arial"/>
+          <w:rFonts w:ascii="Arial" w:hAnsi="Arial" w:cs="Arial" w:eastAsia="Arial"/>
           <w:color w:val="000000"/>
           <w:sz w:val="18"/>
           <w:highlight w:val="lightGray"/>
@@ -46,7 +46,7 @@
       </w:r>
       <w:r>
         <w:rPr>
-          <w:rFonts w:ascii="Arial" w:hAnsi="Arial" w:cs="Arial"/>
+          <w:rFonts w:ascii="Arial" w:hAnsi="Arial" w:cs="Arial" w:eastAsia="Arial"/>
           <w:b/>
           <w:color w:val="000000"/>
           <w:sz w:val="18"/>
@@ -56,7 +56,7 @@
       </w:r>
       <w:r>
         <w:rPr>
-          <w:rFonts w:ascii="Arial" w:hAnsi="Arial" w:cs="Arial"/>
+          <w:rFonts w:ascii="Arial" w:hAnsi="Arial" w:cs="Arial" w:eastAsia="Arial"/>
           <w:color w:val="000000"/>
           <w:sz w:val="18"/>
           <w:highlight w:val="lightGray"/>
@@ -65,7 +65,7 @@
       </w:r>
       <w:r>
         <w:rPr>
-          <w:rFonts w:ascii="Arial" w:hAnsi="Arial" w:cs="Arial"/>
+          <w:rFonts w:ascii="Arial" w:hAnsi="Arial" w:cs="Arial" w:eastAsia="Arial"/>
           <w:b/>
           <w:color w:val="000000"/>
           <w:sz w:val="18"/>
@@ -75,7 +75,7 @@
       </w:r>
       <w:r>
         <w:rPr>
-          <w:rFonts w:ascii="Arial" w:hAnsi="Arial" w:cs="Arial"/>
+          <w:rFonts w:ascii="Arial" w:hAnsi="Arial" w:cs="Arial" w:eastAsia="Arial"/>
           <w:color w:val="000000"/>
           <w:sz w:val="18"/>
           <w:highlight w:val="lightGray"/>
@@ -91,13 +91,13 @@
       </w:pPr>
       <w:r>
         <w:rPr>
-          <w:rFonts w:ascii="Roboto Mono" w:hAnsi="Roboto Mono"/>
+          <w:rFonts w:ascii="Roboto Mono" w:hAnsi="Roboto Mono" w:eastAsia="Roboto Mono"/>
         </w:rPr>
         <w:t xml:space="preserve">A </w:t>
       </w:r>
       <w:r>
         <w:rPr>
-          <w:rFonts w:ascii="Roboto Mono" w:hAnsi="Roboto Mono"/>
+          <w:rFonts w:ascii="Roboto Mono" w:hAnsi="Roboto Mono" w:eastAsia="Roboto Mono"/>
           <w:b/>
           <w:bCs/>
         </w:rPr>
@@ -105,13 +105,13 @@
       </w:r>
       <w:r>
         <w:rPr>
-          <w:rFonts w:ascii="Roboto Mono" w:hAnsi="Roboto Mono"/>
+          <w:rFonts w:ascii="Roboto Mono" w:hAnsi="Roboto Mono" w:eastAsia="Roboto Mono"/>
         </w:rPr>
         <w:t xml:space="preserve"> exists when </w:t>
       </w:r>
       <w:r>
         <w:rPr>
-          <w:rFonts w:ascii="Roboto Mono" w:hAnsi="Roboto Mono"/>
+          <w:rFonts w:ascii="Roboto Mono" w:hAnsi="Roboto Mono" w:eastAsia="Roboto Mono"/>
           <w:b/>
           <w:bCs/>
         </w:rPr>
@@ -119,7 +119,7 @@
       </w:r>
       <w:r>
         <w:rPr>
-          <w:rFonts w:ascii="Roboto Mono" w:hAnsi="Roboto Mono"/>
+          <w:rFonts w:ascii="Roboto Mono" w:hAnsi="Roboto Mono" w:eastAsia="Roboto Mono"/>
         </w:rPr>
         <w:t>.</w:t>
       </w:r>
@@ -132,7 +132,7 @@
       </w:pPr>
       <w:r>
         <w:rPr>
-          <w:rFonts w:ascii="Roboto Mono" w:hAnsi="Roboto Mono"/>
+          <w:rFonts w:ascii="Roboto Mono" w:hAnsi="Roboto Mono" w:eastAsia="Roboto Mono"/>
         </w:rPr>
         <w:t>In other words:</w:t>
       </w:r>
@@ -205,19 +205,19 @@
       </w:pPr>
       <w:r>
         <w:rPr>
-          <w:rFonts w:ascii="Roboto Mono" w:hAnsi="Roboto Mono"/>
+          <w:rFonts w:ascii="Roboto Mono" w:hAnsi="Roboto Mono" w:eastAsia="Roboto Mono"/>
         </w:rPr>
         <w:t xml:space="preserve">Many A </w:t>
       </w:r>
       <w:r>
         <w:rPr>
-          <w:rFonts w:ascii="Arial" w:hAnsi="Arial" w:cs="Arial"/>
+          <w:rFonts w:ascii="Roboto Mono" w:hAnsi="Roboto Mono" w:cs="Arial" w:eastAsia="Roboto Mono"/>
         </w:rPr>
         <w:t>↔</w:t>
       </w:r>
       <w:r>
         <w:rPr>
-          <w:rFonts w:ascii="Roboto Mono" w:hAnsi="Roboto Mono"/>
+          <w:rFonts w:ascii="Roboto Mono" w:hAnsi="Roboto Mono" w:eastAsia="Roboto Mono"/>
         </w:rPr>
         <w:t xml:space="preserve"> Many B</w:t>
       </w:r>
@@ -230,7 +230,7 @@
       </w:pPr>
       <w:r>
         <w:rPr>
-          <w:rFonts w:ascii="Roboto Mono" w:hAnsi="Roboto Mono"/>
+          <w:rFonts w:ascii="Roboto Mono" w:hAnsi="Roboto Mono" w:eastAsia="Roboto Mono"/>
         </w:rPr>
         <w:t>Each side can have multiple related records on the other side.</w:t>
       </w:r>
@@ -243,7 +243,7 @@
       </w:pPr>
       <w:r>
         <w:rPr>
-          <w:rFonts w:ascii="Roboto Mono" w:hAnsi="Roboto Mono"/>
+          <w:rFonts w:ascii="Roboto Mono" w:hAnsi="Roboto Mono" w:eastAsia="Roboto Mono"/>
         </w:rPr>
         <w:pict w14:anchorId="69821958">
           <v:rect id="_x0000_i1025" style="width:0;height:1.5pt" o:hralign="center" o:hrstd="t" o:hr="t" fillcolor="#a0a0a0" stroked="f"/>
@@ -267,7 +267,7 @@
     <w:p>
       <w:r>
         <w:rPr>
-          <w:rFonts w:ascii="Arial" w:hAnsi="Arial" w:cs="Arial"/>
+          <w:rFonts w:ascii="Arial" w:hAnsi="Arial" w:cs="Arial" w:eastAsia="Arial"/>
           <w:b/>
           <w:color w:val="000000"/>
           <w:sz w:val="18"/>
@@ -277,7 +277,7 @@
       </w:r>
       <w:r>
         <w:rPr>
-          <w:rFonts w:ascii="Arial" w:hAnsi="Arial" w:cs="Arial"/>
+          <w:rFonts w:ascii="Arial" w:hAnsi="Arial" w:cs="Arial" w:eastAsia="Arial"/>
           <w:color w:val="000000"/>
           <w:sz w:val="18"/>
           <w:highlight w:val="lightGray"/>
@@ -286,7 +286,7 @@
       </w:r>
       <w:r>
         <w:rPr>
-          <w:rFonts w:ascii="Arial" w:hAnsi="Arial" w:cs="Arial"/>
+          <w:rFonts w:ascii="Arial" w:hAnsi="Arial" w:cs="Arial" w:eastAsia="Arial"/>
           <w:b/>
           <w:color w:val="000000"/>
           <w:sz w:val="18"/>
@@ -296,7 +296,7 @@
       </w:r>
       <w:r>
         <w:rPr>
-          <w:rFonts w:ascii="Arial" w:hAnsi="Arial" w:cs="Arial"/>
+          <w:rFonts w:ascii="Arial" w:hAnsi="Arial" w:cs="Arial" w:eastAsia="Arial"/>
           <w:color w:val="000000"/>
           <w:sz w:val="18"/>
           <w:highlight w:val="lightGray"/>
@@ -305,7 +305,7 @@
       </w:r>
       <w:r>
         <w:rPr>
-          <w:rFonts w:ascii="Arial" w:hAnsi="Arial" w:cs="Arial"/>
+          <w:rFonts w:ascii="Arial" w:hAnsi="Arial" w:cs="Arial" w:eastAsia="Arial"/>
           <w:b/>
           <w:color w:val="000000"/>
           <w:sz w:val="18"/>
@@ -315,7 +315,7 @@
       </w:r>
       <w:r>
         <w:rPr>
-          <w:rFonts w:ascii="Arial" w:hAnsi="Arial" w:cs="Arial"/>
+          <w:rFonts w:ascii="Arial" w:hAnsi="Arial" w:cs="Arial" w:eastAsia="Arial"/>
           <w:color w:val="000000"/>
           <w:sz w:val="18"/>
           <w:highlight w:val="lightGray"/>
@@ -331,7 +331,7 @@
       </w:pPr>
       <w:r>
         <w:rPr>
-          <w:rFonts w:ascii="Roboto Mono" w:hAnsi="Roboto Mono"/>
+          <w:rFonts w:ascii="Roboto Mono" w:hAnsi="Roboto Mono" w:eastAsia="Roboto Mono"/>
         </w:rPr>
         <w:t>Many-to-Many relationships are used when:</w:t>
       </w:r>
@@ -348,7 +348,7 @@
       </w:pPr>
       <w:r>
         <w:rPr>
-          <w:rFonts w:ascii="Roboto Mono" w:hAnsi="Roboto Mono"/>
+          <w:rFonts w:ascii="Roboto Mono" w:hAnsi="Roboto Mono" w:eastAsia="Roboto Mono"/>
         </w:rPr>
         <w:t xml:space="preserve">Both entities can have multiple associations. </w:t>
       </w:r>
@@ -365,7 +365,7 @@
       </w:pPr>
       <w:r>
         <w:rPr>
-          <w:rFonts w:ascii="Roboto Mono" w:hAnsi="Roboto Mono"/>
+          <w:rFonts w:ascii="Roboto Mono" w:hAnsi="Roboto Mono" w:eastAsia="Roboto Mono"/>
         </w:rPr>
         <w:t xml:space="preserve">Neither side is limited to a single relationship. </w:t>
       </w:r>
@@ -382,7 +382,7 @@
       </w:pPr>
       <w:r>
         <w:rPr>
-          <w:rFonts w:ascii="Roboto Mono" w:hAnsi="Roboto Mono"/>
+          <w:rFonts w:ascii="Roboto Mono" w:hAnsi="Roboto Mono" w:eastAsia="Roboto Mono"/>
         </w:rPr>
         <w:t xml:space="preserve">Real-world connections are naturally many-to-many. </w:t>
       </w:r>
@@ -395,7 +395,7 @@
       </w:pPr>
       <w:r>
         <w:rPr>
-          <w:rFonts w:ascii="Roboto Mono" w:hAnsi="Roboto Mono"/>
+          <w:rFonts w:ascii="Roboto Mono" w:hAnsi="Roboto Mono" w:eastAsia="Roboto Mono"/>
         </w:rPr>
         <w:pict w14:anchorId="3F1325DA">
           <v:rect id="_x0000_i1026" style="width:0;height:1.5pt" o:hralign="center" o:hrstd="t" o:hr="t" fillcolor="#a0a0a0" stroked="f"/>
@@ -419,7 +419,7 @@
     <w:p>
       <w:r>
         <w:rPr>
-          <w:rFonts w:ascii="Arial" w:hAnsi="Arial" w:cs="Arial"/>
+          <w:rFonts w:ascii="Arial" w:hAnsi="Arial" w:cs="Arial" w:eastAsia="Arial"/>
           <w:b/>
           <w:color w:val="000000"/>
           <w:sz w:val="18"/>
@@ -429,7 +429,7 @@
       </w:r>
       <w:r>
         <w:rPr>
-          <w:rFonts w:ascii="Arial" w:hAnsi="Arial" w:cs="Arial"/>
+          <w:rFonts w:ascii="Arial" w:hAnsi="Arial" w:cs="Arial" w:eastAsia="Arial"/>
           <w:color w:val="000000"/>
           <w:sz w:val="18"/>
           <w:highlight w:val="lightGray"/>
@@ -438,7 +438,7 @@
       </w:r>
       <w:r>
         <w:rPr>
-          <w:rFonts w:ascii="Arial" w:hAnsi="Arial" w:cs="Arial"/>
+          <w:rFonts w:ascii="Arial" w:hAnsi="Arial" w:cs="Arial" w:eastAsia="Arial"/>
           <w:b/>
           <w:color w:val="000000"/>
           <w:sz w:val="18"/>
@@ -448,7 +448,7 @@
       </w:r>
       <w:r>
         <w:rPr>
-          <w:rFonts w:ascii="Arial" w:hAnsi="Arial" w:cs="Arial"/>
+          <w:rFonts w:ascii="Arial" w:hAnsi="Arial" w:cs="Arial" w:eastAsia="Arial"/>
           <w:color w:val="000000"/>
           <w:sz w:val="18"/>
           <w:highlight w:val="lightGray"/>
@@ -457,7 +457,7 @@
       </w:r>
       <w:r>
         <w:rPr>
-          <w:rFonts w:ascii="Arial" w:hAnsi="Arial" w:cs="Arial"/>
+          <w:rFonts w:ascii="Arial" w:hAnsi="Arial" w:cs="Arial" w:eastAsia="Arial"/>
           <w:b/>
           <w:color w:val="000000"/>
           <w:sz w:val="18"/>
@@ -467,7 +467,7 @@
       </w:r>
       <w:r>
         <w:rPr>
-          <w:rFonts w:ascii="Arial" w:hAnsi="Arial" w:cs="Arial"/>
+          <w:rFonts w:ascii="Arial" w:hAnsi="Arial" w:cs="Arial" w:eastAsia="Arial"/>
           <w:color w:val="000000"/>
           <w:sz w:val="18"/>
           <w:highlight w:val="lightGray"/>
@@ -485,7 +485,7 @@
       </w:pPr>
       <w:r>
         <w:rPr>
-          <w:rFonts w:ascii="Roboto Mono" w:hAnsi="Roboto Mono"/>
+          <w:rFonts w:ascii="Roboto Mono" w:hAnsi="Roboto Mono" w:eastAsia="Roboto Mono"/>
           <w:b/>
           <w:bCs/>
         </w:rPr>
@@ -562,38 +562,38 @@
       </w:pPr>
       <w:r>
         <w:rPr>
-          <w:rFonts w:ascii="Roboto Mono" w:hAnsi="Roboto Mono"/>
+          <w:rFonts w:ascii="Roboto Mono" w:hAnsi="Roboto Mono" w:eastAsia="Roboto Mono"/>
         </w:rPr>
         <w:t xml:space="preserve">One Student </w:t>
       </w:r>
       <w:r>
         <w:rPr>
-          <w:rFonts w:ascii="Arial" w:hAnsi="Arial" w:cs="Arial"/>
+          <w:rFonts w:ascii="Roboto Mono" w:hAnsi="Roboto Mono" w:cs="Arial" w:eastAsia="Roboto Mono"/>
         </w:rPr>
         <w:t>→</w:t>
       </w:r>
       <w:r>
         <w:rPr>
-          <w:rFonts w:ascii="Roboto Mono" w:hAnsi="Roboto Mono"/>
+          <w:rFonts w:ascii="Roboto Mono" w:hAnsi="Roboto Mono" w:eastAsia="Roboto Mono"/>
         </w:rPr>
         <w:t xml:space="preserve"> Many Courses</w:t>
       </w:r>
       <w:r>
         <w:rPr>
-          <w:rFonts w:ascii="Roboto Mono" w:hAnsi="Roboto Mono"/>
+          <w:rFonts w:ascii="Roboto Mono" w:hAnsi="Roboto Mono" w:eastAsia="Roboto Mono"/>
         </w:rPr>
         <w:br/>
         <w:t xml:space="preserve">One Course </w:t>
       </w:r>
       <w:r>
         <w:rPr>
-          <w:rFonts w:ascii="Arial" w:hAnsi="Arial" w:cs="Arial"/>
+          <w:rFonts w:ascii="Roboto Mono" w:hAnsi="Roboto Mono" w:cs="Arial" w:eastAsia="Roboto Mono"/>
         </w:rPr>
         <w:t>→</w:t>
       </w:r>
       <w:r>
         <w:rPr>
-          <w:rFonts w:ascii="Roboto Mono" w:hAnsi="Roboto Mono"/>
+          <w:rFonts w:ascii="Roboto Mono" w:hAnsi="Roboto Mono" w:eastAsia="Roboto Mono"/>
         </w:rPr>
         <w:t xml:space="preserve"> Many Students</w:t>
       </w:r>
@@ -606,7 +606,7 @@
       </w:pPr>
       <w:r>
         <w:rPr>
-          <w:rFonts w:ascii="Roboto Mono" w:hAnsi="Roboto Mono"/>
+          <w:rFonts w:ascii="Roboto Mono" w:hAnsi="Roboto Mono" w:eastAsia="Roboto Mono"/>
         </w:rPr>
         <w:t>Therefore:</w:t>
       </w:r>
@@ -679,19 +679,19 @@
       </w:pPr>
       <w:r>
         <w:rPr>
-          <w:rFonts w:ascii="Roboto Mono" w:hAnsi="Roboto Mono"/>
+          <w:rFonts w:ascii="Roboto Mono" w:hAnsi="Roboto Mono" w:eastAsia="Roboto Mono"/>
         </w:rPr>
         <w:t xml:space="preserve">Students </w:t>
       </w:r>
       <w:r>
         <w:rPr>
-          <w:rFonts w:ascii="Arial" w:hAnsi="Arial" w:cs="Arial"/>
+          <w:rFonts w:ascii="Roboto Mono" w:hAnsi="Roboto Mono" w:cs="Arial" w:eastAsia="Roboto Mono"/>
         </w:rPr>
         <w:t>↔</w:t>
       </w:r>
       <w:r>
         <w:rPr>
-          <w:rFonts w:ascii="Roboto Mono" w:hAnsi="Roboto Mono"/>
+          <w:rFonts w:ascii="Roboto Mono" w:hAnsi="Roboto Mono" w:eastAsia="Roboto Mono"/>
         </w:rPr>
         <w:t xml:space="preserve"> Courses</w:t>
       </w:r>
@@ -704,7 +704,7 @@
       </w:pPr>
       <w:r>
         <w:rPr>
-          <w:rFonts w:ascii="Roboto Mono" w:hAnsi="Roboto Mono"/>
+          <w:rFonts w:ascii="Roboto Mono" w:hAnsi="Roboto Mono" w:eastAsia="Roboto Mono"/>
         </w:rPr>
         <w:t>is a Many-to-Many relationship.</w:t>
       </w:r>
@@ -717,7 +717,7 @@
       </w:pPr>
       <w:r>
         <w:rPr>
-          <w:rFonts w:ascii="Roboto Mono" w:hAnsi="Roboto Mono"/>
+          <w:rFonts w:ascii="Roboto Mono" w:hAnsi="Roboto Mono" w:eastAsia="Roboto Mono"/>
         </w:rPr>
         <w:pict w14:anchorId="5C9FF0B7">
           <v:rect id="_x0000_i1027" style="width:0;height:1.5pt" o:hralign="center" o:hrstd="t" o:hr="t" fillcolor="#a0a0a0" stroked="f"/>
@@ -734,7 +734,7 @@
       </w:pPr>
       <w:r>
         <w:rPr>
-          <w:rFonts w:ascii="Roboto Mono" w:hAnsi="Roboto Mono"/>
+          <w:rFonts w:ascii="Roboto Mono" w:hAnsi="Roboto Mono" w:eastAsia="Roboto Mono"/>
           <w:b/>
           <w:bCs/>
         </w:rPr>
@@ -811,19 +811,19 @@
       </w:pPr>
       <w:r>
         <w:rPr>
-          <w:rFonts w:ascii="Roboto Mono" w:hAnsi="Roboto Mono"/>
+          <w:rFonts w:ascii="Roboto Mono" w:hAnsi="Roboto Mono" w:eastAsia="Roboto Mono"/>
         </w:rPr>
         <w:t xml:space="preserve">Students M </w:t>
       </w:r>
       <w:r>
         <w:rPr>
-          <w:rFonts w:ascii="Arial" w:hAnsi="Arial" w:cs="Arial"/>
+          <w:rFonts w:ascii="Roboto Mono" w:hAnsi="Roboto Mono" w:cs="Arial" w:eastAsia="Roboto Mono"/>
         </w:rPr>
         <w:t>─────</w:t>
       </w:r>
       <w:r>
         <w:rPr>
-          <w:rFonts w:ascii="Roboto Mono" w:hAnsi="Roboto Mono"/>
+          <w:rFonts w:ascii="Roboto Mono" w:hAnsi="Roboto Mono" w:eastAsia="Roboto Mono"/>
         </w:rPr>
         <w:t xml:space="preserve"> N Courses</w:t>
       </w:r>
@@ -836,7 +836,7 @@
       </w:pPr>
       <w:r>
         <w:rPr>
-          <w:rFonts w:ascii="Roboto Mono" w:hAnsi="Roboto Mono"/>
+          <w:rFonts w:ascii="Roboto Mono" w:hAnsi="Roboto Mono" w:eastAsia="Roboto Mono"/>
         </w:rPr>
         <w:pict w14:anchorId="7EE2721F">
           <v:rect id="_x0000_i1028" style="width:0;height:1.5pt" o:hralign="center" o:hrstd="t" o:hr="t" fillcolor="#a0a0a0" stroked="f"/>
@@ -884,7 +884,7 @@
       </w:pPr>
       <w:r>
         <w:rPr>
-          <w:rFonts w:ascii="Arial" w:hAnsi="Arial" w:cs="Arial"/>
+          <w:rFonts w:ascii="Arial" w:hAnsi="Arial" w:cs="Arial" w:eastAsia="Arial"/>
           <w:b/>
           <w:color w:val="000000"/>
           <w:sz w:val="18"/>
@@ -894,7 +894,7 @@
       </w:r>
       <w:r>
         <w:rPr>
-          <w:rFonts w:ascii="Arial" w:hAnsi="Arial" w:cs="Arial"/>
+          <w:rFonts w:ascii="Arial" w:hAnsi="Arial" w:cs="Arial" w:eastAsia="Arial"/>
           <w:color w:val="000000"/>
           <w:sz w:val="18"/>
           <w:highlight w:val="lightGray"/>
@@ -903,7 +903,7 @@
       </w:r>
       <w:r>
         <w:rPr>
-          <w:rFonts w:ascii="Arial" w:hAnsi="Arial" w:cs="Arial"/>
+          <w:rFonts w:ascii="Arial" w:hAnsi="Arial" w:cs="Arial" w:eastAsia="Arial"/>
           <w:b/>
           <w:color w:val="000000"/>
           <w:sz w:val="18"/>
@@ -913,7 +913,7 @@
       </w:r>
       <w:r>
         <w:rPr>
-          <w:rFonts w:ascii="Arial" w:hAnsi="Arial" w:cs="Arial"/>
+          <w:rFonts w:ascii="Arial" w:hAnsi="Arial" w:cs="Arial" w:eastAsia="Arial"/>
           <w:color w:val="000000"/>
           <w:sz w:val="18"/>
           <w:highlight w:val="lightGray"/>
@@ -922,7 +922,7 @@
       </w:r>
       <w:r>
         <w:rPr>
-          <w:rFonts w:ascii="Arial" w:hAnsi="Arial" w:cs="Arial"/>
+          <w:rFonts w:ascii="Arial" w:hAnsi="Arial" w:cs="Arial" w:eastAsia="Arial"/>
           <w:b/>
           <w:color w:val="000000"/>
           <w:sz w:val="18"/>
@@ -932,7 +932,7 @@
       </w:r>
       <w:r>
         <w:rPr>
-          <w:rFonts w:ascii="Arial" w:hAnsi="Arial" w:cs="Arial"/>
+          <w:rFonts w:ascii="Arial" w:hAnsi="Arial" w:cs="Arial" w:eastAsia="Arial"/>
           <w:color w:val="000000"/>
           <w:sz w:val="18"/>
           <w:highlight w:val="lightGray"/>
@@ -1003,19 +1003,19 @@
       </w:pPr>
       <w:r>
         <w:rPr>
-          <w:rFonts w:ascii="Roboto Mono" w:hAnsi="Roboto Mono"/>
+          <w:rFonts w:ascii="Roboto Mono" w:hAnsi="Roboto Mono" w:eastAsia="Roboto Mono"/>
         </w:rPr>
         <w:t xml:space="preserve">Students M </w:t>
       </w:r>
       <w:r>
         <w:rPr>
-          <w:rFonts w:ascii="Arial" w:hAnsi="Arial" w:cs="Arial"/>
+          <w:rFonts w:ascii="Roboto Mono" w:hAnsi="Roboto Mono" w:cs="Arial" w:eastAsia="Roboto Mono"/>
         </w:rPr>
         <w:t>─────</w:t>
       </w:r>
       <w:r>
         <w:rPr>
-          <w:rFonts w:ascii="Roboto Mono" w:hAnsi="Roboto Mono"/>
+          <w:rFonts w:ascii="Roboto Mono" w:hAnsi="Roboto Mono" w:eastAsia="Roboto Mono"/>
         </w:rPr>
         <w:t xml:space="preserve"> N Courses</w:t>
       </w:r>
@@ -1028,7 +1028,7 @@
       </w:pPr>
       <w:r>
         <w:rPr>
-          <w:rFonts w:ascii="Roboto Mono" w:hAnsi="Roboto Mono"/>
+          <w:rFonts w:ascii="Roboto Mono" w:hAnsi="Roboto Mono" w:eastAsia="Roboto Mono"/>
         </w:rPr>
         <w:t>A student can take many courses.</w:t>
       </w:r>
@@ -1041,7 +1041,7 @@
       </w:pPr>
       <w:r>
         <w:rPr>
-          <w:rFonts w:ascii="Roboto Mono" w:hAnsi="Roboto Mono"/>
+          <w:rFonts w:ascii="Roboto Mono" w:hAnsi="Roboto Mono" w:eastAsia="Roboto Mono"/>
         </w:rPr>
         <w:t>A course can have many students.</w:t>
       </w:r>
@@ -1054,7 +1054,7 @@
       </w:pPr>
       <w:r>
         <w:rPr>
-          <w:rFonts w:ascii="Roboto Mono" w:hAnsi="Roboto Mono"/>
+          <w:rFonts w:ascii="Roboto Mono" w:hAnsi="Roboto Mono" w:eastAsia="Roboto Mono"/>
         </w:rPr>
         <w:pict w14:anchorId="504100B4">
           <v:rect id="_x0000_i1029" style="width:0;height:1.5pt" o:hralign="center" o:hrstd="t" o:hr="t" fillcolor="#a0a0a0" stroked="f"/>
@@ -1088,7 +1088,7 @@
       </w:pPr>
       <w:r>
         <w:rPr>
-          <w:rFonts w:ascii="Arial" w:hAnsi="Arial" w:cs="Arial"/>
+          <w:rFonts w:ascii="Arial" w:hAnsi="Arial" w:cs="Arial" w:eastAsia="Arial"/>
           <w:b/>
           <w:color w:val="000000"/>
           <w:sz w:val="18"/>
@@ -1098,7 +1098,7 @@
       </w:r>
       <w:r>
         <w:rPr>
-          <w:rFonts w:ascii="Arial" w:hAnsi="Arial" w:cs="Arial"/>
+          <w:rFonts w:ascii="Arial" w:hAnsi="Arial" w:cs="Arial" w:eastAsia="Arial"/>
           <w:color w:val="000000"/>
           <w:sz w:val="18"/>
           <w:highlight w:val="lightGray"/>
@@ -1107,7 +1107,7 @@
       </w:r>
       <w:r>
         <w:rPr>
-          <w:rFonts w:ascii="Arial" w:hAnsi="Arial" w:cs="Arial"/>
+          <w:rFonts w:ascii="Arial" w:hAnsi="Arial" w:cs="Arial" w:eastAsia="Arial"/>
           <w:b/>
           <w:color w:val="000000"/>
           <w:sz w:val="18"/>
@@ -1117,7 +1117,7 @@
       </w:r>
       <w:r>
         <w:rPr>
-          <w:rFonts w:ascii="Arial" w:hAnsi="Arial" w:cs="Arial"/>
+          <w:rFonts w:ascii="Arial" w:hAnsi="Arial" w:cs="Arial" w:eastAsia="Arial"/>
           <w:color w:val="000000"/>
           <w:sz w:val="18"/>
           <w:highlight w:val="lightGray"/>
@@ -1126,7 +1126,7 @@
       </w:r>
       <w:r>
         <w:rPr>
-          <w:rFonts w:ascii="Arial" w:hAnsi="Arial" w:cs="Arial"/>
+          <w:rFonts w:ascii="Arial" w:hAnsi="Arial" w:cs="Arial" w:eastAsia="Arial"/>
           <w:b/>
           <w:color w:val="000000"/>
           <w:sz w:val="18"/>
@@ -1136,7 +1136,7 @@
       </w:r>
       <w:r>
         <w:rPr>
-          <w:rFonts w:ascii="Arial" w:hAnsi="Arial" w:cs="Arial"/>
+          <w:rFonts w:ascii="Arial" w:hAnsi="Arial" w:cs="Arial" w:eastAsia="Arial"/>
           <w:color w:val="000000"/>
           <w:sz w:val="18"/>
           <w:highlight w:val="lightGray"/>
@@ -1207,19 +1207,19 @@
       </w:pPr>
       <w:r>
         <w:rPr>
-          <w:rFonts w:ascii="Roboto Mono" w:hAnsi="Roboto Mono"/>
+          <w:rFonts w:ascii="Roboto Mono" w:hAnsi="Roboto Mono" w:eastAsia="Roboto Mono"/>
         </w:rPr>
         <w:t xml:space="preserve">Orders M </w:t>
       </w:r>
       <w:r>
         <w:rPr>
-          <w:rFonts w:ascii="Arial" w:hAnsi="Arial" w:cs="Arial"/>
+          <w:rFonts w:ascii="Roboto Mono" w:hAnsi="Roboto Mono" w:cs="Arial" w:eastAsia="Roboto Mono"/>
         </w:rPr>
         <w:t>─────</w:t>
       </w:r>
       <w:r>
         <w:rPr>
-          <w:rFonts w:ascii="Roboto Mono" w:hAnsi="Roboto Mono"/>
+          <w:rFonts w:ascii="Roboto Mono" w:hAnsi="Roboto Mono" w:eastAsia="Roboto Mono"/>
         </w:rPr>
         <w:t xml:space="preserve"> N Products</w:t>
       </w:r>
@@ -1232,7 +1232,7 @@
       </w:pPr>
       <w:r>
         <w:rPr>
-          <w:rFonts w:ascii="Roboto Mono" w:hAnsi="Roboto Mono"/>
+          <w:rFonts w:ascii="Roboto Mono" w:hAnsi="Roboto Mono" w:eastAsia="Roboto Mono"/>
         </w:rPr>
         <w:t>An order can contain many products.</w:t>
       </w:r>
@@ -1245,7 +1245,7 @@
       </w:pPr>
       <w:r>
         <w:rPr>
-          <w:rFonts w:ascii="Roboto Mono" w:hAnsi="Roboto Mono"/>
+          <w:rFonts w:ascii="Roboto Mono" w:hAnsi="Roboto Mono" w:eastAsia="Roboto Mono"/>
         </w:rPr>
         <w:t>A product can appear in many orders.</w:t>
       </w:r>
@@ -1258,7 +1258,7 @@
       </w:pPr>
       <w:r>
         <w:rPr>
-          <w:rFonts w:ascii="Roboto Mono" w:hAnsi="Roboto Mono"/>
+          <w:rFonts w:ascii="Roboto Mono" w:hAnsi="Roboto Mono" w:eastAsia="Roboto Mono"/>
         </w:rPr>
         <w:pict w14:anchorId="68C4D387">
           <v:rect id="_x0000_i1030" style="width:0;height:1.5pt" o:hralign="center" o:hrstd="t" o:hr="t" fillcolor="#a0a0a0" stroked="f"/>
@@ -1292,7 +1292,7 @@
       </w:pPr>
       <w:r>
         <w:rPr>
-          <w:rFonts w:ascii="Arial" w:hAnsi="Arial" w:cs="Arial"/>
+          <w:rFonts w:ascii="Arial" w:hAnsi="Arial" w:cs="Arial" w:eastAsia="Arial"/>
           <w:b/>
           <w:color w:val="000000"/>
           <w:sz w:val="18"/>
@@ -1302,7 +1302,7 @@
       </w:r>
       <w:r>
         <w:rPr>
-          <w:rFonts w:ascii="Arial" w:hAnsi="Arial" w:cs="Arial"/>
+          <w:rFonts w:ascii="Arial" w:hAnsi="Arial" w:cs="Arial" w:eastAsia="Arial"/>
           <w:color w:val="000000"/>
           <w:sz w:val="18"/>
           <w:highlight w:val="lightGray"/>
@@ -1311,7 +1311,7 @@
       </w:r>
       <w:r>
         <w:rPr>
-          <w:rFonts w:ascii="Arial" w:hAnsi="Arial" w:cs="Arial"/>
+          <w:rFonts w:ascii="Arial" w:hAnsi="Arial" w:cs="Arial" w:eastAsia="Arial"/>
           <w:b/>
           <w:color w:val="000000"/>
           <w:sz w:val="18"/>
@@ -1321,7 +1321,7 @@
       </w:r>
       <w:r>
         <w:rPr>
-          <w:rFonts w:ascii="Arial" w:hAnsi="Arial" w:cs="Arial"/>
+          <w:rFonts w:ascii="Arial" w:hAnsi="Arial" w:cs="Arial" w:eastAsia="Arial"/>
           <w:color w:val="000000"/>
           <w:sz w:val="18"/>
           <w:highlight w:val="lightGray"/>
@@ -1330,7 +1330,7 @@
       </w:r>
       <w:r>
         <w:rPr>
-          <w:rFonts w:ascii="Arial" w:hAnsi="Arial" w:cs="Arial"/>
+          <w:rFonts w:ascii="Arial" w:hAnsi="Arial" w:cs="Arial" w:eastAsia="Arial"/>
           <w:b/>
           <w:color w:val="000000"/>
           <w:sz w:val="18"/>
@@ -1340,7 +1340,7 @@
       </w:r>
       <w:r>
         <w:rPr>
-          <w:rFonts w:ascii="Arial" w:hAnsi="Arial" w:cs="Arial"/>
+          <w:rFonts w:ascii="Arial" w:hAnsi="Arial" w:cs="Arial" w:eastAsia="Arial"/>
           <w:color w:val="000000"/>
           <w:sz w:val="18"/>
           <w:highlight w:val="lightGray"/>
@@ -1411,19 +1411,19 @@
       </w:pPr>
       <w:r>
         <w:rPr>
-          <w:rFonts w:ascii="Roboto Mono" w:hAnsi="Roboto Mono"/>
+          <w:rFonts w:ascii="Roboto Mono" w:hAnsi="Roboto Mono" w:eastAsia="Roboto Mono"/>
         </w:rPr>
         <w:t xml:space="preserve">Authors M </w:t>
       </w:r>
       <w:r>
         <w:rPr>
-          <w:rFonts w:ascii="Arial" w:hAnsi="Arial" w:cs="Arial"/>
+          <w:rFonts w:ascii="Roboto Mono" w:hAnsi="Roboto Mono" w:cs="Arial" w:eastAsia="Roboto Mono"/>
         </w:rPr>
         <w:t>─────</w:t>
       </w:r>
       <w:r>
         <w:rPr>
-          <w:rFonts w:ascii="Roboto Mono" w:hAnsi="Roboto Mono"/>
+          <w:rFonts w:ascii="Roboto Mono" w:hAnsi="Roboto Mono" w:eastAsia="Roboto Mono"/>
         </w:rPr>
         <w:t xml:space="preserve"> N Books</w:t>
       </w:r>
@@ -1436,7 +1436,7 @@
       </w:pPr>
       <w:r>
         <w:rPr>
-          <w:rFonts w:ascii="Roboto Mono" w:hAnsi="Roboto Mono"/>
+          <w:rFonts w:ascii="Roboto Mono" w:hAnsi="Roboto Mono" w:eastAsia="Roboto Mono"/>
         </w:rPr>
         <w:t>A book can have multiple authors.</w:t>
       </w:r>
@@ -1449,7 +1449,7 @@
       </w:pPr>
       <w:r>
         <w:rPr>
-          <w:rFonts w:ascii="Roboto Mono" w:hAnsi="Roboto Mono"/>
+          <w:rFonts w:ascii="Roboto Mono" w:hAnsi="Roboto Mono" w:eastAsia="Roboto Mono"/>
         </w:rPr>
         <w:t>An author can write multiple books.</w:t>
       </w:r>
@@ -1462,7 +1462,7 @@
       </w:pPr>
       <w:r>
         <w:rPr>
-          <w:rFonts w:ascii="Roboto Mono" w:hAnsi="Roboto Mono"/>
+          <w:rFonts w:ascii="Roboto Mono" w:hAnsi="Roboto Mono" w:eastAsia="Roboto Mono"/>
         </w:rPr>
         <w:pict w14:anchorId="61F3CF96">
           <v:rect id="_x0000_i1031" style="width:0;height:1.5pt" o:hralign="center" o:hrstd="t" o:hr="t" fillcolor="#a0a0a0" stroked="f"/>
@@ -1496,7 +1496,7 @@
       </w:pPr>
       <w:r>
         <w:rPr>
-          <w:rFonts w:ascii="Arial" w:hAnsi="Arial" w:cs="Arial"/>
+          <w:rFonts w:ascii="Arial" w:hAnsi="Arial" w:cs="Arial" w:eastAsia="Arial"/>
           <w:b/>
           <w:color w:val="000000"/>
           <w:sz w:val="18"/>
@@ -1506,7 +1506,7 @@
       </w:r>
       <w:r>
         <w:rPr>
-          <w:rFonts w:ascii="Arial" w:hAnsi="Arial" w:cs="Arial"/>
+          <w:rFonts w:ascii="Arial" w:hAnsi="Arial" w:cs="Arial" w:eastAsia="Arial"/>
           <w:color w:val="000000"/>
           <w:sz w:val="18"/>
           <w:highlight w:val="lightGray"/>
@@ -1515,7 +1515,7 @@
       </w:r>
       <w:r>
         <w:rPr>
-          <w:rFonts w:ascii="Arial" w:hAnsi="Arial" w:cs="Arial"/>
+          <w:rFonts w:ascii="Arial" w:hAnsi="Arial" w:cs="Arial" w:eastAsia="Arial"/>
           <w:b/>
           <w:color w:val="000000"/>
           <w:sz w:val="18"/>
@@ -1525,7 +1525,7 @@
       </w:r>
       <w:r>
         <w:rPr>
-          <w:rFonts w:ascii="Arial" w:hAnsi="Arial" w:cs="Arial"/>
+          <w:rFonts w:ascii="Arial" w:hAnsi="Arial" w:cs="Arial" w:eastAsia="Arial"/>
           <w:color w:val="000000"/>
           <w:sz w:val="18"/>
           <w:highlight w:val="lightGray"/>
@@ -1534,7 +1534,7 @@
       </w:r>
       <w:r>
         <w:rPr>
-          <w:rFonts w:ascii="Arial" w:hAnsi="Arial" w:cs="Arial"/>
+          <w:rFonts w:ascii="Arial" w:hAnsi="Arial" w:cs="Arial" w:eastAsia="Arial"/>
           <w:b/>
           <w:color w:val="000000"/>
           <w:sz w:val="18"/>
@@ -1544,7 +1544,7 @@
       </w:r>
       <w:r>
         <w:rPr>
-          <w:rFonts w:ascii="Arial" w:hAnsi="Arial" w:cs="Arial"/>
+          <w:rFonts w:ascii="Arial" w:hAnsi="Arial" w:cs="Arial" w:eastAsia="Arial"/>
           <w:color w:val="000000"/>
           <w:sz w:val="18"/>
           <w:highlight w:val="lightGray"/>
@@ -1615,19 +1615,19 @@
       </w:pPr>
       <w:r>
         <w:rPr>
-          <w:rFonts w:ascii="Roboto Mono" w:hAnsi="Roboto Mono"/>
+          <w:rFonts w:ascii="Roboto Mono" w:hAnsi="Roboto Mono" w:eastAsia="Roboto Mono"/>
         </w:rPr>
         <w:t xml:space="preserve">Employees M </w:t>
       </w:r>
       <w:r>
         <w:rPr>
-          <w:rFonts w:ascii="Arial" w:hAnsi="Arial" w:cs="Arial"/>
+          <w:rFonts w:ascii="Roboto Mono" w:hAnsi="Roboto Mono" w:cs="Arial" w:eastAsia="Roboto Mono"/>
         </w:rPr>
         <w:t>─────</w:t>
       </w:r>
       <w:r>
         <w:rPr>
-          <w:rFonts w:ascii="Roboto Mono" w:hAnsi="Roboto Mono"/>
+          <w:rFonts w:ascii="Roboto Mono" w:hAnsi="Roboto Mono" w:eastAsia="Roboto Mono"/>
         </w:rPr>
         <w:t xml:space="preserve"> N Projects</w:t>
       </w:r>
@@ -1640,7 +1640,7 @@
       </w:pPr>
       <w:r>
         <w:rPr>
-          <w:rFonts w:ascii="Roboto Mono" w:hAnsi="Roboto Mono"/>
+          <w:rFonts w:ascii="Roboto Mono" w:hAnsi="Roboto Mono" w:eastAsia="Roboto Mono"/>
         </w:rPr>
         <w:t>An employee can work on many projects.</w:t>
       </w:r>
@@ -1653,7 +1653,7 @@
       </w:pPr>
       <w:r>
         <w:rPr>
-          <w:rFonts w:ascii="Roboto Mono" w:hAnsi="Roboto Mono"/>
+          <w:rFonts w:ascii="Roboto Mono" w:hAnsi="Roboto Mono" w:eastAsia="Roboto Mono"/>
         </w:rPr>
         <w:t>A project can have many employees.</w:t>
       </w:r>
@@ -1666,7 +1666,7 @@
       </w:pPr>
       <w:r>
         <w:rPr>
-          <w:rFonts w:ascii="Roboto Mono" w:hAnsi="Roboto Mono"/>
+          <w:rFonts w:ascii="Roboto Mono" w:hAnsi="Roboto Mono" w:eastAsia="Roboto Mono"/>
         </w:rPr>
         <w:pict w14:anchorId="616F9CC2">
           <v:rect id="_x0000_i1032" style="width:0;height:1.5pt" o:hralign="center" o:hrstd="t" o:hr="t" fillcolor="#a0a0a0" stroked="f"/>
@@ -1697,7 +1697,7 @@
       </w:pPr>
       <w:r>
         <w:rPr>
-          <w:rFonts w:ascii="Arial" w:hAnsi="Arial" w:cs="Arial"/>
+          <w:rFonts w:ascii="Arial" w:hAnsi="Arial" w:cs="Arial" w:eastAsia="Arial"/>
           <w:b/>
           <w:color w:val="000000"/>
           <w:sz w:val="18"/>
@@ -1707,7 +1707,7 @@
       </w:r>
       <w:r>
         <w:rPr>
-          <w:rFonts w:ascii="Arial" w:hAnsi="Arial" w:cs="Arial"/>
+          <w:rFonts w:ascii="Arial" w:hAnsi="Arial" w:cs="Arial" w:eastAsia="Arial"/>
           <w:color w:val="000000"/>
           <w:sz w:val="18"/>
           <w:highlight w:val="lightGray"/>
@@ -1716,7 +1716,7 @@
       </w:r>
       <w:r>
         <w:rPr>
-          <w:rFonts w:ascii="Arial" w:hAnsi="Arial" w:cs="Arial"/>
+          <w:rFonts w:ascii="Arial" w:hAnsi="Arial" w:cs="Arial" w:eastAsia="Arial"/>
           <w:b/>
           <w:color w:val="000000"/>
           <w:sz w:val="18"/>
@@ -1726,7 +1726,7 @@
       </w:r>
       <w:r>
         <w:rPr>
-          <w:rFonts w:ascii="Arial" w:hAnsi="Arial" w:cs="Arial"/>
+          <w:rFonts w:ascii="Arial" w:hAnsi="Arial" w:cs="Arial" w:eastAsia="Arial"/>
           <w:color w:val="000000"/>
           <w:sz w:val="18"/>
           <w:highlight w:val="lightGray"/>
@@ -1735,7 +1735,7 @@
       </w:r>
       <w:r>
         <w:rPr>
-          <w:rFonts w:ascii="Arial" w:hAnsi="Arial" w:cs="Arial"/>
+          <w:rFonts w:ascii="Arial" w:hAnsi="Arial" w:cs="Arial" w:eastAsia="Arial"/>
           <w:b/>
           <w:color w:val="000000"/>
           <w:sz w:val="18"/>
@@ -1745,7 +1745,7 @@
       </w:r>
       <w:r>
         <w:rPr>
-          <w:rFonts w:ascii="Arial" w:hAnsi="Arial" w:cs="Arial"/>
+          <w:rFonts w:ascii="Arial" w:hAnsi="Arial" w:cs="Arial" w:eastAsia="Arial"/>
           <w:color w:val="000000"/>
           <w:sz w:val="18"/>
           <w:highlight w:val="lightGray"/>
@@ -1816,39 +1816,39 @@
       </w:pPr>
       <w:r>
         <w:rPr>
-          <w:rFonts w:ascii="Roboto Mono" w:hAnsi="Roboto Mono"/>
+          <w:rFonts w:ascii="Roboto Mono" w:hAnsi="Roboto Mono" w:eastAsia="Roboto Mono"/>
         </w:rPr>
         <w:t>+---------+       +---------+</w:t>
       </w:r>
       <w:r>
         <w:rPr>
-          <w:rFonts w:ascii="Roboto Mono" w:hAnsi="Roboto Mono"/>
+          <w:rFonts w:ascii="Roboto Mono" w:hAnsi="Roboto Mono" w:eastAsia="Roboto Mono"/>
         </w:rPr>
         <w:br/>
         <w:t>| Student |</w:t>
       </w:r>
       <w:r>
         <w:rPr>
-          <w:rFonts w:ascii="Arial" w:hAnsi="Arial" w:cs="Arial"/>
+          <w:rFonts w:ascii="Roboto Mono" w:hAnsi="Roboto Mono" w:cs="Arial" w:eastAsia="Roboto Mono"/>
         </w:rPr>
         <w:t>───────</w:t>
       </w:r>
       <w:r>
         <w:rPr>
-          <w:rFonts w:ascii="Roboto Mono" w:hAnsi="Roboto Mono"/>
+          <w:rFonts w:ascii="Roboto Mono" w:hAnsi="Roboto Mono" w:eastAsia="Roboto Mono"/>
         </w:rPr>
         <w:t>| Course  |</w:t>
       </w:r>
       <w:r>
         <w:rPr>
-          <w:rFonts w:ascii="Roboto Mono" w:hAnsi="Roboto Mono"/>
+          <w:rFonts w:ascii="Roboto Mono" w:hAnsi="Roboto Mono" w:eastAsia="Roboto Mono"/>
         </w:rPr>
         <w:br/>
         <w:t>+---------+       +---------+</w:t>
       </w:r>
       <w:r>
         <w:rPr>
-          <w:rFonts w:ascii="Roboto Mono" w:hAnsi="Roboto Mono"/>
+          <w:rFonts w:ascii="Roboto Mono" w:hAnsi="Roboto Mono" w:eastAsia="Roboto Mono"/>
         </w:rPr>
         <w:br/>
         <w:t xml:space="preserve">      M               N</w:t>
@@ -1862,7 +1862,7 @@
       </w:pPr>
       <w:r>
         <w:rPr>
-          <w:rFonts w:ascii="Roboto Mono" w:hAnsi="Roboto Mono"/>
+          <w:rFonts w:ascii="Roboto Mono" w:hAnsi="Roboto Mono" w:eastAsia="Roboto Mono"/>
         </w:rPr>
         <w:pict w14:anchorId="11DDB491">
           <v:rect id="_x0000_i1033" style="width:0;height:1.5pt" o:hralign="center" o:hrstd="t" o:hr="t" fillcolor="#a0a0a0" stroked="f"/>
@@ -1886,7 +1886,7 @@
     <w:p>
       <w:r>
         <w:rPr>
-          <w:rFonts w:ascii="Arial" w:hAnsi="Arial" w:cs="Arial"/>
+          <w:rFonts w:ascii="Arial" w:hAnsi="Arial" w:cs="Arial" w:eastAsia="Arial"/>
           <w:b/>
           <w:color w:val="000000"/>
           <w:sz w:val="18"/>
@@ -1896,7 +1896,7 @@
       </w:r>
       <w:r>
         <w:rPr>
-          <w:rFonts w:ascii="Arial" w:hAnsi="Arial" w:cs="Arial"/>
+          <w:rFonts w:ascii="Arial" w:hAnsi="Arial" w:cs="Arial" w:eastAsia="Arial"/>
           <w:color w:val="000000"/>
           <w:sz w:val="18"/>
           <w:highlight w:val="lightGray"/>
@@ -1905,7 +1905,7 @@
       </w:r>
       <w:r>
         <w:rPr>
-          <w:rFonts w:ascii="Arial" w:hAnsi="Arial" w:cs="Arial"/>
+          <w:rFonts w:ascii="Arial" w:hAnsi="Arial" w:cs="Arial" w:eastAsia="Arial"/>
           <w:b/>
           <w:color w:val="000000"/>
           <w:sz w:val="18"/>
@@ -1915,7 +1915,7 @@
       </w:r>
       <w:r>
         <w:rPr>
-          <w:rFonts w:ascii="Arial" w:hAnsi="Arial" w:cs="Arial"/>
+          <w:rFonts w:ascii="Arial" w:hAnsi="Arial" w:cs="Arial" w:eastAsia="Arial"/>
           <w:color w:val="000000"/>
           <w:sz w:val="18"/>
           <w:highlight w:val="lightGray"/>
@@ -1924,7 +1924,7 @@
       </w:r>
       <w:r>
         <w:rPr>
-          <w:rFonts w:ascii="Arial" w:hAnsi="Arial" w:cs="Arial"/>
+          <w:rFonts w:ascii="Arial" w:hAnsi="Arial" w:cs="Arial" w:eastAsia="Arial"/>
           <w:b/>
           <w:color w:val="000000"/>
           <w:sz w:val="18"/>
@@ -1934,7 +1934,7 @@
       </w:r>
       <w:r>
         <w:rPr>
-          <w:rFonts w:ascii="Arial" w:hAnsi="Arial" w:cs="Arial"/>
+          <w:rFonts w:ascii="Arial" w:hAnsi="Arial" w:cs="Arial" w:eastAsia="Arial"/>
           <w:color w:val="000000"/>
           <w:sz w:val="18"/>
           <w:highlight w:val="lightGray"/>
@@ -1950,13 +1950,13 @@
       </w:pPr>
       <w:r>
         <w:rPr>
-          <w:rFonts w:ascii="Roboto Mono" w:hAnsi="Roboto Mono"/>
+          <w:rFonts w:ascii="Roboto Mono" w:hAnsi="Roboto Mono" w:eastAsia="Roboto Mono"/>
         </w:rPr>
         <w:t xml:space="preserve">A Many-to-Many relationship </w:t>
       </w:r>
       <w:r>
         <w:rPr>
-          <w:rFonts w:ascii="Roboto Mono" w:hAnsi="Roboto Mono"/>
+          <w:rFonts w:ascii="Roboto Mono" w:hAnsi="Roboto Mono" w:eastAsia="Roboto Mono"/>
           <w:b/>
           <w:bCs/>
         </w:rPr>
@@ -1964,7 +1964,7 @@
       </w:r>
       <w:r>
         <w:rPr>
-          <w:rFonts w:ascii="Roboto Mono" w:hAnsi="Roboto Mono"/>
+          <w:rFonts w:ascii="Roboto Mono" w:hAnsi="Roboto Mono" w:eastAsia="Roboto Mono"/>
         </w:rPr>
         <w:t>.</w:t>
       </w:r>
@@ -1977,13 +1977,13 @@
       </w:pPr>
       <w:r>
         <w:rPr>
-          <w:rFonts w:ascii="Roboto Mono" w:hAnsi="Roboto Mono"/>
+          <w:rFonts w:ascii="Roboto Mono" w:hAnsi="Roboto Mono" w:eastAsia="Roboto Mono"/>
         </w:rPr>
         <w:t xml:space="preserve">Instead, it requires a </w:t>
       </w:r>
       <w:r>
         <w:rPr>
-          <w:rFonts w:ascii="Roboto Mono" w:hAnsi="Roboto Mono"/>
+          <w:rFonts w:ascii="Roboto Mono" w:hAnsi="Roboto Mono" w:eastAsia="Roboto Mono"/>
           <w:b/>
           <w:bCs/>
         </w:rPr>
@@ -1991,7 +1991,7 @@
       </w:r>
       <w:r>
         <w:rPr>
-          <w:rFonts w:ascii="Roboto Mono" w:hAnsi="Roboto Mono"/>
+          <w:rFonts w:ascii="Roboto Mono" w:hAnsi="Roboto Mono" w:eastAsia="Roboto Mono"/>
         </w:rPr>
         <w:t xml:space="preserve"> (also called a Bridge Table or Associative Table).</w:t>
       </w:r>
@@ -2004,7 +2004,7 @@
       </w:pPr>
       <w:r>
         <w:rPr>
-          <w:rFonts w:ascii="Roboto Mono" w:hAnsi="Roboto Mono"/>
+          <w:rFonts w:ascii="Roboto Mono" w:hAnsi="Roboto Mono" w:eastAsia="Roboto Mono"/>
         </w:rPr>
         <w:pict w14:anchorId="0164DC59">
           <v:rect id="_x0000_i1034" style="width:0;height:1.5pt" o:hralign="center" o:hrstd="t" o:hr="t" fillcolor="#a0a0a0" stroked="f"/>
@@ -2021,7 +2021,7 @@
       </w:pPr>
       <w:r>
         <w:rPr>
-          <w:rFonts w:ascii="Roboto Mono" w:hAnsi="Roboto Mono"/>
+          <w:rFonts w:ascii="Roboto Mono" w:hAnsi="Roboto Mono" w:eastAsia="Roboto Mono"/>
           <w:b/>
           <w:bCs/>
         </w:rPr>
@@ -2038,7 +2038,7 @@
       </w:pPr>
       <w:r>
         <w:rPr>
-          <w:rFonts w:ascii="Roboto Mono" w:hAnsi="Roboto Mono"/>
+          <w:rFonts w:ascii="Roboto Mono" w:hAnsi="Roboto Mono" w:eastAsia="Roboto Mono"/>
           <w:b/>
           <w:bCs/>
         </w:rPr>
@@ -2276,7 +2276,7 @@
       </w:pPr>
       <w:r>
         <w:rPr>
-          <w:rFonts w:ascii="Roboto Mono" w:hAnsi="Roboto Mono"/>
+          <w:rFonts w:ascii="Roboto Mono" w:hAnsi="Roboto Mono" w:eastAsia="Roboto Mono"/>
         </w:rPr>
         <w:pict w14:anchorId="1565E241">
           <v:rect id="_x0000_i1035" style="width:0;height:1.5pt" o:hralign="center" o:hrstd="t" o:hr="t" fillcolor="#a0a0a0" stroked="f"/>
@@ -2293,7 +2293,7 @@
       </w:pPr>
       <w:r>
         <w:rPr>
-          <w:rFonts w:ascii="Roboto Mono" w:hAnsi="Roboto Mono"/>
+          <w:rFonts w:ascii="Roboto Mono" w:hAnsi="Roboto Mono" w:eastAsia="Roboto Mono"/>
           <w:b/>
           <w:bCs/>
         </w:rPr>
@@ -2531,7 +2531,7 @@
       </w:pPr>
       <w:r>
         <w:rPr>
-          <w:rFonts w:ascii="Roboto Mono" w:hAnsi="Roboto Mono"/>
+          <w:rFonts w:ascii="Roboto Mono" w:hAnsi="Roboto Mono" w:eastAsia="Roboto Mono"/>
         </w:rPr>
         <w:pict w14:anchorId="00A599A1">
           <v:rect id="_x0000_i1036" style="width:0;height:1.5pt" o:hralign="center" o:hrstd="t" o:hr="t" fillcolor="#a0a0a0" stroked="f"/>
@@ -2548,7 +2548,7 @@
       </w:pPr>
       <w:r>
         <w:rPr>
-          <w:rFonts w:ascii="Roboto Mono" w:hAnsi="Roboto Mono"/>
+          <w:rFonts w:ascii="Roboto Mono" w:hAnsi="Roboto Mono" w:eastAsia="Roboto Mono"/>
           <w:b/>
           <w:bCs/>
         </w:rPr>
@@ -2831,7 +2831,7 @@
       </w:pPr>
       <w:r>
         <w:rPr>
-          <w:rFonts w:ascii="Roboto Mono" w:hAnsi="Roboto Mono"/>
+          <w:rFonts w:ascii="Roboto Mono" w:hAnsi="Roboto Mono" w:eastAsia="Roboto Mono"/>
         </w:rPr>
         <w:t>This table connects students and courses.</w:t>
       </w:r>
@@ -2844,7 +2844,7 @@
       </w:pPr>
       <w:r>
         <w:rPr>
-          <w:rFonts w:ascii="Roboto Mono" w:hAnsi="Roboto Mono"/>
+          <w:rFonts w:ascii="Roboto Mono" w:hAnsi="Roboto Mono" w:eastAsia="Roboto Mono"/>
         </w:rPr>
         <w:pict w14:anchorId="6C037570">
           <v:rect id="_x0000_i1037" style="width:0;height:1.5pt" o:hralign="center" o:hrstd="t" o:hr="t" fillcolor="#a0a0a0" stroked="f"/>
@@ -2875,7 +2875,7 @@
       </w:pPr>
       <w:r>
         <w:rPr>
-          <w:rFonts w:ascii="Arial" w:hAnsi="Arial" w:cs="Arial"/>
+          <w:rFonts w:ascii="Arial" w:hAnsi="Arial" w:cs="Arial" w:eastAsia="Arial"/>
           <w:b/>
           <w:color w:val="000000"/>
           <w:sz w:val="18"/>
@@ -2885,7 +2885,7 @@
       </w:r>
       <w:r>
         <w:rPr>
-          <w:rFonts w:ascii="Arial" w:hAnsi="Arial" w:cs="Arial"/>
+          <w:rFonts w:ascii="Arial" w:hAnsi="Arial" w:cs="Arial" w:eastAsia="Arial"/>
           <w:color w:val="000000"/>
           <w:sz w:val="18"/>
           <w:highlight w:val="lightGray"/>
@@ -2894,7 +2894,7 @@
       </w:r>
       <w:r>
         <w:rPr>
-          <w:rFonts w:ascii="Arial" w:hAnsi="Arial" w:cs="Arial"/>
+          <w:rFonts w:ascii="Arial" w:hAnsi="Arial" w:cs="Arial" w:eastAsia="Arial"/>
           <w:b/>
           <w:color w:val="000000"/>
           <w:sz w:val="18"/>
@@ -2904,7 +2904,7 @@
       </w:r>
       <w:r>
         <w:rPr>
-          <w:rFonts w:ascii="Arial" w:hAnsi="Arial" w:cs="Arial"/>
+          <w:rFonts w:ascii="Arial" w:hAnsi="Arial" w:cs="Arial" w:eastAsia="Arial"/>
           <w:color w:val="000000"/>
           <w:sz w:val="18"/>
           <w:highlight w:val="lightGray"/>
@@ -2913,7 +2913,7 @@
       </w:r>
       <w:r>
         <w:rPr>
-          <w:rFonts w:ascii="Arial" w:hAnsi="Arial" w:cs="Arial"/>
+          <w:rFonts w:ascii="Arial" w:hAnsi="Arial" w:cs="Arial" w:eastAsia="Arial"/>
           <w:b/>
           <w:color w:val="000000"/>
           <w:sz w:val="18"/>
@@ -2923,7 +2923,7 @@
       </w:r>
       <w:r>
         <w:rPr>
-          <w:rFonts w:ascii="Arial" w:hAnsi="Arial" w:cs="Arial"/>
+          <w:rFonts w:ascii="Arial" w:hAnsi="Arial" w:cs="Arial" w:eastAsia="Arial"/>
           <w:color w:val="000000"/>
           <w:sz w:val="18"/>
           <w:highlight w:val="lightGray"/>
@@ -2994,110 +2994,110 @@
       </w:pPr>
       <w:r>
         <w:rPr>
-          <w:rFonts w:ascii="Roboto Mono" w:hAnsi="Roboto Mono"/>
+          <w:rFonts w:ascii="Roboto Mono" w:hAnsi="Roboto Mono" w:eastAsia="Roboto Mono"/>
         </w:rPr>
         <w:t>Students</w:t>
       </w:r>
       <w:r>
         <w:rPr>
-          <w:rFonts w:ascii="Roboto Mono" w:hAnsi="Roboto Mono"/>
+          <w:rFonts w:ascii="Roboto Mono" w:hAnsi="Roboto Mono" w:eastAsia="Roboto Mono"/>
         </w:rPr>
         <w:br/>
         <w:t xml:space="preserve">    </w:t>
       </w:r>
       <w:r>
         <w:rPr>
-          <w:rFonts w:ascii="MS Gothic" w:eastAsia="MS Gothic" w:hAnsi="MS Gothic" w:cs="MS Gothic" w:hint="eastAsia"/>
+          <w:rFonts w:ascii="Roboto Mono" w:eastAsia="Roboto Mono" w:hAnsi="Roboto Mono" w:cs="MS Gothic" w:hint="eastAsia"/>
         </w:rPr>
         <w:t>│</w:t>
       </w:r>
       <w:r>
         <w:rPr>
-          <w:rFonts w:ascii="Roboto Mono" w:hAnsi="Roboto Mono"/>
+          <w:rFonts w:ascii="Roboto Mono" w:hAnsi="Roboto Mono" w:eastAsia="Roboto Mono"/>
         </w:rPr>
         <w:br/>
         <w:t xml:space="preserve">    </w:t>
       </w:r>
       <w:r>
         <w:rPr>
-          <w:rFonts w:ascii="MS Gothic" w:eastAsia="MS Gothic" w:hAnsi="MS Gothic" w:cs="MS Gothic" w:hint="eastAsia"/>
+          <w:rFonts w:ascii="Roboto Mono" w:eastAsia="Roboto Mono" w:hAnsi="Roboto Mono" w:cs="MS Gothic" w:hint="eastAsia"/>
         </w:rPr>
         <w:t>│</w:t>
       </w:r>
       <w:r>
         <w:rPr>
-          <w:rFonts w:ascii="Roboto Mono" w:hAnsi="Roboto Mono"/>
+          <w:rFonts w:ascii="Roboto Mono" w:hAnsi="Roboto Mono" w:eastAsia="Roboto Mono"/>
         </w:rPr>
         <w:t xml:space="preserve"> 1</w:t>
       </w:r>
       <w:r>
         <w:rPr>
-          <w:rFonts w:ascii="Roboto Mono" w:hAnsi="Roboto Mono"/>
+          <w:rFonts w:ascii="Roboto Mono" w:hAnsi="Roboto Mono" w:eastAsia="Roboto Mono"/>
         </w:rPr>
         <w:br/>
         <w:t xml:space="preserve">    </w:t>
       </w:r>
       <w:r>
         <w:rPr>
-          <w:rFonts w:ascii="Arial" w:hAnsi="Arial" w:cs="Arial"/>
+          <w:rFonts w:ascii="Roboto Mono" w:hAnsi="Roboto Mono" w:cs="Arial" w:eastAsia="Roboto Mono"/>
         </w:rPr>
         <w:t>▼</w:t>
       </w:r>
       <w:r>
         <w:rPr>
-          <w:rFonts w:ascii="Roboto Mono" w:hAnsi="Roboto Mono"/>
+          <w:rFonts w:ascii="Roboto Mono" w:hAnsi="Roboto Mono" w:eastAsia="Roboto Mono"/>
         </w:rPr>
         <w:br/>
         <w:t>Enrollment</w:t>
       </w:r>
       <w:r>
         <w:rPr>
-          <w:rFonts w:ascii="Roboto Mono" w:hAnsi="Roboto Mono"/>
+          <w:rFonts w:ascii="Roboto Mono" w:hAnsi="Roboto Mono" w:eastAsia="Roboto Mono"/>
         </w:rPr>
         <w:br/>
         <w:t xml:space="preserve">    </w:t>
       </w:r>
       <w:r>
         <w:rPr>
-          <w:rFonts w:ascii="Arial" w:hAnsi="Arial" w:cs="Arial"/>
+          <w:rFonts w:ascii="Roboto Mono" w:hAnsi="Roboto Mono" w:cs="Arial" w:eastAsia="Roboto Mono"/>
         </w:rPr>
         <w:t>▲</w:t>
       </w:r>
       <w:r>
         <w:rPr>
-          <w:rFonts w:ascii="Roboto Mono" w:hAnsi="Roboto Mono"/>
+          <w:rFonts w:ascii="Roboto Mono" w:hAnsi="Roboto Mono" w:eastAsia="Roboto Mono"/>
         </w:rPr>
         <w:br/>
         <w:t xml:space="preserve">    </w:t>
       </w:r>
       <w:r>
         <w:rPr>
-          <w:rFonts w:ascii="MS Gothic" w:eastAsia="MS Gothic" w:hAnsi="MS Gothic" w:cs="MS Gothic" w:hint="eastAsia"/>
+          <w:rFonts w:ascii="Roboto Mono" w:eastAsia="Roboto Mono" w:hAnsi="Roboto Mono" w:cs="MS Gothic" w:hint="eastAsia"/>
         </w:rPr>
         <w:t>│</w:t>
       </w:r>
       <w:r>
         <w:rPr>
-          <w:rFonts w:ascii="Roboto Mono" w:hAnsi="Roboto Mono"/>
+          <w:rFonts w:ascii="Roboto Mono" w:hAnsi="Roboto Mono" w:eastAsia="Roboto Mono"/>
         </w:rPr>
         <w:t xml:space="preserve"> 1</w:t>
       </w:r>
       <w:r>
         <w:rPr>
-          <w:rFonts w:ascii="Roboto Mono" w:hAnsi="Roboto Mono"/>
+          <w:rFonts w:ascii="Roboto Mono" w:hAnsi="Roboto Mono" w:eastAsia="Roboto Mono"/>
         </w:rPr>
         <w:br/>
         <w:t xml:space="preserve">    </w:t>
       </w:r>
       <w:r>
         <w:rPr>
-          <w:rFonts w:ascii="MS Gothic" w:eastAsia="MS Gothic" w:hAnsi="MS Gothic" w:cs="MS Gothic" w:hint="eastAsia"/>
+          <w:rFonts w:ascii="Roboto Mono" w:eastAsia="Roboto Mono" w:hAnsi="Roboto Mono" w:cs="MS Gothic" w:hint="eastAsia"/>
         </w:rPr>
         <w:t>│</w:t>
       </w:r>
       <w:r>
         <w:rPr>
-          <w:rFonts w:ascii="Roboto Mono" w:hAnsi="Roboto Mono"/>
+          <w:rFonts w:ascii="Roboto Mono" w:hAnsi="Roboto Mono" w:eastAsia="Roboto Mono"/>
         </w:rPr>
         <w:br/>
         <w:t>Courses</w:t>
@@ -3111,7 +3111,7 @@
       </w:pPr>
       <w:r>
         <w:rPr>
-          <w:rFonts w:ascii="Roboto Mono" w:hAnsi="Roboto Mono"/>
+          <w:rFonts w:ascii="Roboto Mono" w:hAnsi="Roboto Mono" w:eastAsia="Roboto Mono"/>
         </w:rPr>
         <w:t>The Enrollment table converts:</w:t>
       </w:r>
@@ -3184,7 +3184,7 @@
       </w:pPr>
       <w:r>
         <w:rPr>
-          <w:rFonts w:ascii="Roboto Mono" w:hAnsi="Roboto Mono"/>
+          <w:rFonts w:ascii="Roboto Mono" w:hAnsi="Roboto Mono" w:eastAsia="Roboto Mono"/>
         </w:rPr>
         <w:t>Many-to-Many</w:t>
       </w:r>
@@ -3197,7 +3197,7 @@
       </w:pPr>
       <w:r>
         <w:rPr>
-          <w:rFonts w:ascii="Roboto Mono" w:hAnsi="Roboto Mono"/>
+          <w:rFonts w:ascii="Roboto Mono" w:hAnsi="Roboto Mono" w:eastAsia="Roboto Mono"/>
         </w:rPr>
         <w:t>into:</w:t>
       </w:r>
@@ -3270,7 +3270,7 @@
       </w:pPr>
       <w:r>
         <w:rPr>
-          <w:rFonts w:ascii="Roboto Mono" w:hAnsi="Roboto Mono"/>
+          <w:rFonts w:ascii="Roboto Mono" w:hAnsi="Roboto Mono" w:eastAsia="Roboto Mono"/>
         </w:rPr>
         <w:t>One-to-Many + One-to-Many</w:t>
       </w:r>
@@ -3283,7 +3283,7 @@
       </w:pPr>
       <w:r>
         <w:rPr>
-          <w:rFonts w:ascii="Roboto Mono" w:hAnsi="Roboto Mono"/>
+          <w:rFonts w:ascii="Roboto Mono" w:hAnsi="Roboto Mono" w:eastAsia="Roboto Mono"/>
         </w:rPr>
         <w:pict w14:anchorId="5BBD37DF">
           <v:rect id="_x0000_i1038" style="width:0;height:1.5pt" o:hralign="center" o:hrstd="t" o:hr="t" fillcolor="#a0a0a0" stroked="f"/>
@@ -3307,7 +3307,7 @@
     <w:p>
       <w:r>
         <w:rPr>
-          <w:rFonts w:ascii="Arial" w:hAnsi="Arial" w:cs="Arial"/>
+          <w:rFonts w:ascii="Arial" w:hAnsi="Arial" w:cs="Arial" w:eastAsia="Arial"/>
           <w:b/>
           <w:color w:val="000000"/>
           <w:sz w:val="18"/>
@@ -3317,7 +3317,7 @@
       </w:r>
       <w:r>
         <w:rPr>
-          <w:rFonts w:ascii="Arial" w:hAnsi="Arial" w:cs="Arial"/>
+          <w:rFonts w:ascii="Arial" w:hAnsi="Arial" w:cs="Arial" w:eastAsia="Arial"/>
           <w:color w:val="000000"/>
           <w:sz w:val="18"/>
           <w:highlight w:val="lightGray"/>
@@ -3326,7 +3326,7 @@
       </w:r>
       <w:r>
         <w:rPr>
-          <w:rFonts w:ascii="Arial" w:hAnsi="Arial" w:cs="Arial"/>
+          <w:rFonts w:ascii="Arial" w:hAnsi="Arial" w:cs="Arial" w:eastAsia="Arial"/>
           <w:b/>
           <w:color w:val="000000"/>
           <w:sz w:val="18"/>
@@ -3336,7 +3336,7 @@
       </w:r>
       <w:r>
         <w:rPr>
-          <w:rFonts w:ascii="Arial" w:hAnsi="Arial" w:cs="Arial"/>
+          <w:rFonts w:ascii="Arial" w:hAnsi="Arial" w:cs="Arial" w:eastAsia="Arial"/>
           <w:color w:val="000000"/>
           <w:sz w:val="18"/>
           <w:highlight w:val="lightGray"/>
@@ -3345,7 +3345,7 @@
       </w:r>
       <w:r>
         <w:rPr>
-          <w:rFonts w:ascii="Arial" w:hAnsi="Arial" w:cs="Arial"/>
+          <w:rFonts w:ascii="Arial" w:hAnsi="Arial" w:cs="Arial" w:eastAsia="Arial"/>
           <w:b/>
           <w:color w:val="000000"/>
           <w:sz w:val="18"/>
@@ -3355,7 +3355,7 @@
       </w:r>
       <w:r>
         <w:rPr>
-          <w:rFonts w:ascii="Arial" w:hAnsi="Arial" w:cs="Arial"/>
+          <w:rFonts w:ascii="Arial" w:hAnsi="Arial" w:cs="Arial" w:eastAsia="Arial"/>
           <w:color w:val="000000"/>
           <w:sz w:val="18"/>
           <w:highlight w:val="lightGray"/>
@@ -3373,7 +3373,7 @@
       </w:pPr>
       <w:r>
         <w:rPr>
-          <w:rFonts w:ascii="Roboto Mono" w:hAnsi="Roboto Mono"/>
+          <w:rFonts w:ascii="Roboto Mono" w:hAnsi="Roboto Mono" w:eastAsia="Roboto Mono"/>
           <w:b/>
           <w:bCs/>
         </w:rPr>
@@ -3450,27 +3450,27 @@
       </w:pPr>
       <w:r>
         <w:rPr>
-          <w:rFonts w:ascii="Roboto Mono" w:hAnsi="Roboto Mono"/>
+          <w:rFonts w:ascii="Roboto Mono" w:hAnsi="Roboto Mono" w:eastAsia="Roboto Mono"/>
         </w:rPr>
         <w:t>CREATE TABLE Students (</w:t>
       </w:r>
       <w:r>
         <w:rPr>
-          <w:rFonts w:ascii="Roboto Mono" w:hAnsi="Roboto Mono"/>
+          <w:rFonts w:ascii="Roboto Mono" w:hAnsi="Roboto Mono" w:eastAsia="Roboto Mono"/>
         </w:rPr>
         <w:br/>
         <w:t xml:space="preserve">    StudentID INT PRIMARY KEY,</w:t>
       </w:r>
       <w:r>
         <w:rPr>
-          <w:rFonts w:ascii="Roboto Mono" w:hAnsi="Roboto Mono"/>
+          <w:rFonts w:ascii="Roboto Mono" w:hAnsi="Roboto Mono" w:eastAsia="Roboto Mono"/>
         </w:rPr>
         <w:br/>
         <w:t xml:space="preserve">    Name VARCHAR(100)</w:t>
       </w:r>
       <w:r>
         <w:rPr>
-          <w:rFonts w:ascii="Roboto Mono" w:hAnsi="Roboto Mono"/>
+          <w:rFonts w:ascii="Roboto Mono" w:hAnsi="Roboto Mono" w:eastAsia="Roboto Mono"/>
         </w:rPr>
         <w:br/>
         <w:t>);</w:t>
@@ -3484,7 +3484,7 @@
       </w:pPr>
       <w:r>
         <w:rPr>
-          <w:rFonts w:ascii="Roboto Mono" w:hAnsi="Roboto Mono"/>
+          <w:rFonts w:ascii="Roboto Mono" w:hAnsi="Roboto Mono" w:eastAsia="Roboto Mono"/>
         </w:rPr>
         <w:pict w14:anchorId="05153C1C">
           <v:rect id="_x0000_i1039" style="width:0;height:1.5pt" o:hralign="center" o:hrstd="t" o:hr="t" fillcolor="#a0a0a0" stroked="f"/>
@@ -3501,7 +3501,7 @@
       </w:pPr>
       <w:r>
         <w:rPr>
-          <w:rFonts w:ascii="Roboto Mono" w:hAnsi="Roboto Mono"/>
+          <w:rFonts w:ascii="Roboto Mono" w:hAnsi="Roboto Mono" w:eastAsia="Roboto Mono"/>
           <w:b/>
           <w:bCs/>
         </w:rPr>
@@ -3578,27 +3578,27 @@
       </w:pPr>
       <w:r>
         <w:rPr>
-          <w:rFonts w:ascii="Roboto Mono" w:hAnsi="Roboto Mono"/>
+          <w:rFonts w:ascii="Roboto Mono" w:hAnsi="Roboto Mono" w:eastAsia="Roboto Mono"/>
         </w:rPr>
         <w:t>CREATE TABLE Courses (</w:t>
       </w:r>
       <w:r>
         <w:rPr>
-          <w:rFonts w:ascii="Roboto Mono" w:hAnsi="Roboto Mono"/>
+          <w:rFonts w:ascii="Roboto Mono" w:hAnsi="Roboto Mono" w:eastAsia="Roboto Mono"/>
         </w:rPr>
         <w:br/>
         <w:t xml:space="preserve">    CourseID INT PRIMARY KEY,</w:t>
       </w:r>
       <w:r>
         <w:rPr>
-          <w:rFonts w:ascii="Roboto Mono" w:hAnsi="Roboto Mono"/>
+          <w:rFonts w:ascii="Roboto Mono" w:hAnsi="Roboto Mono" w:eastAsia="Roboto Mono"/>
         </w:rPr>
         <w:br/>
         <w:t xml:space="preserve">    Name VARCHAR(100)</w:t>
       </w:r>
       <w:r>
         <w:rPr>
-          <w:rFonts w:ascii="Roboto Mono" w:hAnsi="Roboto Mono"/>
+          <w:rFonts w:ascii="Roboto Mono" w:hAnsi="Roboto Mono" w:eastAsia="Roboto Mono"/>
         </w:rPr>
         <w:br/>
         <w:t>);</w:t>
@@ -3612,7 +3612,7 @@
       </w:pPr>
       <w:r>
         <w:rPr>
-          <w:rFonts w:ascii="Roboto Mono" w:hAnsi="Roboto Mono"/>
+          <w:rFonts w:ascii="Roboto Mono" w:hAnsi="Roboto Mono" w:eastAsia="Roboto Mono"/>
         </w:rPr>
         <w:pict w14:anchorId="1AAFA656">
           <v:rect id="_x0000_i1040" style="width:0;height:1.5pt" o:hralign="center" o:hrstd="t" o:hr="t" fillcolor="#a0a0a0" stroked="f"/>
@@ -3629,7 +3629,7 @@
       </w:pPr>
       <w:r>
         <w:rPr>
-          <w:rFonts w:ascii="Roboto Mono" w:hAnsi="Roboto Mono"/>
+          <w:rFonts w:ascii="Roboto Mono" w:hAnsi="Roboto Mono" w:eastAsia="Roboto Mono"/>
           <w:b/>
           <w:bCs/>
         </w:rPr>
@@ -3706,80 +3706,80 @@
       </w:pPr>
       <w:r>
         <w:rPr>
-          <w:rFonts w:ascii="Roboto Mono" w:hAnsi="Roboto Mono"/>
+          <w:rFonts w:ascii="Roboto Mono" w:hAnsi="Roboto Mono" w:eastAsia="Roboto Mono"/>
         </w:rPr>
         <w:t>CREATE TABLE Enrollment (</w:t>
       </w:r>
       <w:r>
         <w:rPr>
-          <w:rFonts w:ascii="Roboto Mono" w:hAnsi="Roboto Mono"/>
+          <w:rFonts w:ascii="Roboto Mono" w:hAnsi="Roboto Mono" w:eastAsia="Roboto Mono"/>
         </w:rPr>
         <w:br/>
         <w:t xml:space="preserve">    StudentID INT,</w:t>
       </w:r>
       <w:r>
         <w:rPr>
-          <w:rFonts w:ascii="Roboto Mono" w:hAnsi="Roboto Mono"/>
+          <w:rFonts w:ascii="Roboto Mono" w:hAnsi="Roboto Mono" w:eastAsia="Roboto Mono"/>
         </w:rPr>
         <w:br/>
         <w:t xml:space="preserve">    CourseID INT,</w:t>
       </w:r>
       <w:r>
         <w:rPr>
-          <w:rFonts w:ascii="Roboto Mono" w:hAnsi="Roboto Mono"/>
+          <w:rFonts w:ascii="Roboto Mono" w:hAnsi="Roboto Mono" w:eastAsia="Roboto Mono"/>
         </w:rPr>
         <w:br/>
       </w:r>
       <w:r>
         <w:rPr>
-          <w:rFonts w:ascii="Roboto Mono" w:hAnsi="Roboto Mono"/>
+          <w:rFonts w:ascii="Roboto Mono" w:hAnsi="Roboto Mono" w:eastAsia="Roboto Mono"/>
         </w:rPr>
         <w:br/>
         <w:t xml:space="preserve">    PRIMARY KEY (StudentID, CourseID),</w:t>
       </w:r>
       <w:r>
         <w:rPr>
-          <w:rFonts w:ascii="Roboto Mono" w:hAnsi="Roboto Mono"/>
+          <w:rFonts w:ascii="Roboto Mono" w:hAnsi="Roboto Mono" w:eastAsia="Roboto Mono"/>
         </w:rPr>
         <w:br/>
       </w:r>
       <w:r>
         <w:rPr>
-          <w:rFonts w:ascii="Roboto Mono" w:hAnsi="Roboto Mono"/>
+          <w:rFonts w:ascii="Roboto Mono" w:hAnsi="Roboto Mono" w:eastAsia="Roboto Mono"/>
         </w:rPr>
         <w:br/>
         <w:t xml:space="preserve">    FOREIGN KEY (StudentID)</w:t>
       </w:r>
       <w:r>
         <w:rPr>
-          <w:rFonts w:ascii="Roboto Mono" w:hAnsi="Roboto Mono"/>
+          <w:rFonts w:ascii="Roboto Mono" w:hAnsi="Roboto Mono" w:eastAsia="Roboto Mono"/>
         </w:rPr>
         <w:br/>
         <w:t xml:space="preserve">        REFERENCES Students(StudentID),</w:t>
       </w:r>
       <w:r>
         <w:rPr>
-          <w:rFonts w:ascii="Roboto Mono" w:hAnsi="Roboto Mono"/>
+          <w:rFonts w:ascii="Roboto Mono" w:hAnsi="Roboto Mono" w:eastAsia="Roboto Mono"/>
         </w:rPr>
         <w:br/>
       </w:r>
       <w:r>
         <w:rPr>
-          <w:rFonts w:ascii="Roboto Mono" w:hAnsi="Roboto Mono"/>
+          <w:rFonts w:ascii="Roboto Mono" w:hAnsi="Roboto Mono" w:eastAsia="Roboto Mono"/>
         </w:rPr>
         <w:br/>
         <w:t xml:space="preserve">    FOREIGN KEY (CourseID)</w:t>
       </w:r>
       <w:r>
         <w:rPr>
-          <w:rFonts w:ascii="Roboto Mono" w:hAnsi="Roboto Mono"/>
+          <w:rFonts w:ascii="Roboto Mono" w:hAnsi="Roboto Mono" w:eastAsia="Roboto Mono"/>
         </w:rPr>
         <w:br/>
         <w:t xml:space="preserve">        REFERENCES Courses(CourseID)</w:t>
       </w:r>
       <w:r>
         <w:rPr>
-          <w:rFonts w:ascii="Roboto Mono" w:hAnsi="Roboto Mono"/>
+          <w:rFonts w:ascii="Roboto Mono" w:hAnsi="Roboto Mono" w:eastAsia="Roboto Mono"/>
         </w:rPr>
         <w:br/>
         <w:t>);</w:t>
@@ -3793,7 +3793,7 @@
       </w:pPr>
       <w:r>
         <w:rPr>
-          <w:rFonts w:ascii="Roboto Mono" w:hAnsi="Roboto Mono"/>
+          <w:rFonts w:ascii="Roboto Mono" w:hAnsi="Roboto Mono" w:eastAsia="Roboto Mono"/>
         </w:rPr>
         <w:pict w14:anchorId="5F8CF281">
           <v:rect id="_x0000_i1041" style="width:0;height:1.5pt" o:hralign="center" o:hrstd="t" o:hr="t" fillcolor="#a0a0a0" stroked="f"/>
@@ -3817,7 +3817,7 @@
     <w:p>
       <w:r>
         <w:rPr>
-          <w:rFonts w:ascii="Arial" w:hAnsi="Arial" w:cs="Arial"/>
+          <w:rFonts w:ascii="Arial" w:hAnsi="Arial" w:cs="Arial" w:eastAsia="Arial"/>
           <w:b/>
           <w:color w:val="000000"/>
           <w:sz w:val="18"/>
@@ -3827,7 +3827,7 @@
       </w:r>
       <w:r>
         <w:rPr>
-          <w:rFonts w:ascii="Arial" w:hAnsi="Arial" w:cs="Arial"/>
+          <w:rFonts w:ascii="Arial" w:hAnsi="Arial" w:cs="Arial" w:eastAsia="Arial"/>
           <w:color w:val="000000"/>
           <w:sz w:val="18"/>
           <w:highlight w:val="lightGray"/>
@@ -3836,7 +3836,7 @@
       </w:r>
       <w:r>
         <w:rPr>
-          <w:rFonts w:ascii="Arial" w:hAnsi="Arial" w:cs="Arial"/>
+          <w:rFonts w:ascii="Arial" w:hAnsi="Arial" w:cs="Arial" w:eastAsia="Arial"/>
           <w:b/>
           <w:color w:val="000000"/>
           <w:sz w:val="18"/>
@@ -3846,7 +3846,7 @@
       </w:r>
       <w:r>
         <w:rPr>
-          <w:rFonts w:ascii="Arial" w:hAnsi="Arial" w:cs="Arial"/>
+          <w:rFonts w:ascii="Arial" w:hAnsi="Arial" w:cs="Arial" w:eastAsia="Arial"/>
           <w:color w:val="000000"/>
           <w:sz w:val="18"/>
           <w:highlight w:val="lightGray"/>
@@ -3855,7 +3855,7 @@
       </w:r>
       <w:r>
         <w:rPr>
-          <w:rFonts w:ascii="Arial" w:hAnsi="Arial" w:cs="Arial"/>
+          <w:rFonts w:ascii="Arial" w:hAnsi="Arial" w:cs="Arial" w:eastAsia="Arial"/>
           <w:b/>
           <w:color w:val="000000"/>
           <w:sz w:val="18"/>
@@ -3865,7 +3865,7 @@
       </w:r>
       <w:r>
         <w:rPr>
-          <w:rFonts w:ascii="Arial" w:hAnsi="Arial" w:cs="Arial"/>
+          <w:rFonts w:ascii="Arial" w:hAnsi="Arial" w:cs="Arial" w:eastAsia="Arial"/>
           <w:color w:val="000000"/>
           <w:sz w:val="18"/>
           <w:highlight w:val="lightGray"/>
@@ -3885,7 +3885,7 @@
       </w:pPr>
       <w:r>
         <w:rPr>
-          <w:rFonts w:ascii="Roboto Mono" w:hAnsi="Roboto Mono"/>
+          <w:rFonts w:ascii="Roboto Mono" w:hAnsi="Roboto Mono" w:eastAsia="Roboto Mono"/>
         </w:rPr>
         <w:t xml:space="preserve">Multiple records on both sides. </w:t>
       </w:r>
@@ -3902,7 +3902,7 @@
       </w:pPr>
       <w:r>
         <w:rPr>
-          <w:rFonts w:ascii="Roboto Mono" w:hAnsi="Roboto Mono"/>
+          <w:rFonts w:ascii="Roboto Mono" w:hAnsi="Roboto Mono" w:eastAsia="Roboto Mono"/>
         </w:rPr>
         <w:t xml:space="preserve">Requires a junction table. </w:t>
       </w:r>
@@ -3919,7 +3919,7 @@
       </w:pPr>
       <w:r>
         <w:rPr>
-          <w:rFonts w:ascii="Roboto Mono" w:hAnsi="Roboto Mono"/>
+          <w:rFonts w:ascii="Roboto Mono" w:hAnsi="Roboto Mono" w:eastAsia="Roboto Mono"/>
         </w:rPr>
         <w:t xml:space="preserve">Very common in complex systems. </w:t>
       </w:r>
@@ -3936,7 +3936,7 @@
       </w:pPr>
       <w:r>
         <w:rPr>
-          <w:rFonts w:ascii="Roboto Mono" w:hAnsi="Roboto Mono"/>
+          <w:rFonts w:ascii="Roboto Mono" w:hAnsi="Roboto Mono" w:eastAsia="Roboto Mono"/>
         </w:rPr>
         <w:t xml:space="preserve">Implemented using two foreign keys. </w:t>
       </w:r>
@@ -3949,7 +3949,7 @@
       </w:pPr>
       <w:r>
         <w:rPr>
-          <w:rFonts w:ascii="Roboto Mono" w:hAnsi="Roboto Mono"/>
+          <w:rFonts w:ascii="Roboto Mono" w:hAnsi="Roboto Mono" w:eastAsia="Roboto Mono"/>
         </w:rPr>
         <w:pict w14:anchorId="3D4020B8">
           <v:rect id="_x0000_i1042" style="width:0;height:1.5pt" o:hralign="center" o:hrstd="t" o:hr="t" fillcolor="#a0a0a0" stroked="f"/>
@@ -3966,7 +3966,7 @@
       </w:pPr>
       <w:r>
         <w:rPr>
-          <w:rFonts w:ascii="Segoe UI Emoji" w:hAnsi="Segoe UI Emoji" w:cs="Segoe UI Emoji"/>
+          <w:rFonts w:ascii="Roboto Mono" w:hAnsi="Roboto Mono" w:cs="Segoe UI Emoji" w:eastAsia="Roboto Mono"/>
           <w:b/>
           <w:bCs/>
         </w:rPr>
@@ -3974,7 +3974,7 @@
       </w:r>
       <w:r>
         <w:rPr>
-          <w:rFonts w:ascii="Roboto Mono" w:hAnsi="Roboto Mono"/>
+          <w:rFonts w:ascii="Roboto Mono" w:hAnsi="Roboto Mono" w:eastAsia="Roboto Mono"/>
           <w:b/>
           <w:bCs/>
         </w:rPr>
@@ -3991,7 +3991,7 @@
       </w:pPr>
       <w:r>
         <w:rPr>
-          <w:rFonts w:ascii="Roboto Mono" w:hAnsi="Roboto Mono"/>
+          <w:rFonts w:ascii="Roboto Mono" w:hAnsi="Roboto Mono" w:eastAsia="Roboto Mono"/>
           <w:b/>
           <w:bCs/>
         </w:rPr>
@@ -4068,19 +4068,19 @@
       </w:pPr>
       <w:r>
         <w:rPr>
-          <w:rFonts w:ascii="Roboto Mono" w:hAnsi="Roboto Mono"/>
+          <w:rFonts w:ascii="Roboto Mono" w:hAnsi="Roboto Mono" w:eastAsia="Roboto Mono"/>
         </w:rPr>
         <w:t xml:space="preserve">Orders </w:t>
       </w:r>
       <w:r>
         <w:rPr>
-          <w:rFonts w:ascii="Arial" w:hAnsi="Arial" w:cs="Arial"/>
+          <w:rFonts w:ascii="Roboto Mono" w:hAnsi="Roboto Mono" w:cs="Arial" w:eastAsia="Roboto Mono"/>
         </w:rPr>
         <w:t>↔</w:t>
       </w:r>
       <w:r>
         <w:rPr>
-          <w:rFonts w:ascii="Roboto Mono" w:hAnsi="Roboto Mono"/>
+          <w:rFonts w:ascii="Roboto Mono" w:hAnsi="Roboto Mono" w:eastAsia="Roboto Mono"/>
         </w:rPr>
         <w:t xml:space="preserve"> Products</w:t>
       </w:r>
@@ -4093,7 +4093,7 @@
       </w:pPr>
       <w:r>
         <w:rPr>
-          <w:rFonts w:ascii="Roboto Mono" w:hAnsi="Roboto Mono"/>
+          <w:rFonts w:ascii="Roboto Mono" w:hAnsi="Roboto Mono" w:eastAsia="Roboto Mono"/>
         </w:rPr>
         <w:pict w14:anchorId="60341539">
           <v:rect id="_x0000_i1043" style="width:0;height:1.5pt" o:hralign="center" o:hrstd="t" o:hr="t" fillcolor="#a0a0a0" stroked="f"/>
@@ -4110,7 +4110,7 @@
       </w:pPr>
       <w:r>
         <w:rPr>
-          <w:rFonts w:ascii="Roboto Mono" w:hAnsi="Roboto Mono"/>
+          <w:rFonts w:ascii="Roboto Mono" w:hAnsi="Roboto Mono" w:eastAsia="Roboto Mono"/>
           <w:b/>
           <w:bCs/>
         </w:rPr>
@@ -4283,7 +4283,7 @@
       </w:pPr>
       <w:r>
         <w:rPr>
-          <w:rFonts w:ascii="Roboto Mono" w:hAnsi="Roboto Mono"/>
+          <w:rFonts w:ascii="Roboto Mono" w:hAnsi="Roboto Mono" w:eastAsia="Roboto Mono"/>
         </w:rPr>
         <w:pict w14:anchorId="491F1881">
           <v:rect id="_x0000_i1044" style="width:0;height:1.5pt" o:hralign="center" o:hrstd="t" o:hr="t" fillcolor="#a0a0a0" stroked="f"/>
@@ -4300,7 +4300,7 @@
       </w:pPr>
       <w:r>
         <w:rPr>
-          <w:rFonts w:ascii="Roboto Mono" w:hAnsi="Roboto Mono"/>
+          <w:rFonts w:ascii="Roboto Mono" w:hAnsi="Roboto Mono" w:eastAsia="Roboto Mono"/>
           <w:b/>
           <w:bCs/>
         </w:rPr>
@@ -4498,7 +4498,7 @@
       </w:pPr>
       <w:r>
         <w:rPr>
-          <w:rFonts w:ascii="Roboto Mono" w:hAnsi="Roboto Mono"/>
+          <w:rFonts w:ascii="Roboto Mono" w:hAnsi="Roboto Mono" w:eastAsia="Roboto Mono"/>
         </w:rPr>
         <w:pict w14:anchorId="48FBDCD0">
           <v:rect id="_x0000_i1045" style="width:0;height:1.5pt" o:hralign="center" o:hrstd="t" o:hr="t" fillcolor="#a0a0a0" stroked="f"/>
@@ -4515,7 +4515,7 @@
       </w:pPr>
       <w:r>
         <w:rPr>
-          <w:rFonts w:ascii="Roboto Mono" w:hAnsi="Roboto Mono"/>
+          <w:rFonts w:ascii="Roboto Mono" w:hAnsi="Roboto Mono" w:eastAsia="Roboto Mono"/>
           <w:b/>
           <w:bCs/>
         </w:rPr>
@@ -4843,7 +4843,7 @@
       </w:pPr>
       <w:r>
         <w:rPr>
-          <w:rFonts w:ascii="Roboto Mono" w:hAnsi="Roboto Mono"/>
+          <w:rFonts w:ascii="Roboto Mono" w:hAnsi="Roboto Mono" w:eastAsia="Roboto Mono"/>
         </w:rPr>
         <w:t>One order contains many products.</w:t>
       </w:r>
@@ -4856,7 +4856,7 @@
       </w:pPr>
       <w:r>
         <w:rPr>
-          <w:rFonts w:ascii="Roboto Mono" w:hAnsi="Roboto Mono"/>
+          <w:rFonts w:ascii="Roboto Mono" w:hAnsi="Roboto Mono" w:eastAsia="Roboto Mono"/>
         </w:rPr>
         <w:t>One product appears in many orders.</w:t>
       </w:r>
@@ -4869,7 +4869,7 @@
       </w:pPr>
       <w:r>
         <w:rPr>
-          <w:rFonts w:ascii="Roboto Mono" w:hAnsi="Roboto Mono"/>
+          <w:rFonts w:ascii="Roboto Mono" w:hAnsi="Roboto Mono" w:eastAsia="Roboto Mono"/>
         </w:rPr>
         <w:pict w14:anchorId="0152EA23">
           <v:rect id="_x0000_i1046" style="width:0;height:1.5pt" o:hralign="center" o:hrstd="t" o:hr="t" fillcolor="#a0a0a0" stroked="f"/>
@@ -4893,7 +4893,7 @@
     <w:p>
       <w:r>
         <w:rPr>
-          <w:rFonts w:ascii="Arial" w:hAnsi="Arial" w:cs="Arial"/>
+          <w:rFonts w:ascii="Arial" w:hAnsi="Arial" w:cs="Arial" w:eastAsia="Arial"/>
           <w:b/>
           <w:color w:val="000000"/>
           <w:sz w:val="18"/>
@@ -4903,7 +4903,7 @@
       </w:r>
       <w:r>
         <w:rPr>
-          <w:rFonts w:ascii="Arial" w:hAnsi="Arial" w:cs="Arial"/>
+          <w:rFonts w:ascii="Arial" w:hAnsi="Arial" w:cs="Arial" w:eastAsia="Arial"/>
           <w:color w:val="000000"/>
           <w:sz w:val="18"/>
           <w:highlight w:val="lightGray"/>
@@ -4912,7 +4912,7 @@
       </w:r>
       <w:r>
         <w:rPr>
-          <w:rFonts w:ascii="Arial" w:hAnsi="Arial" w:cs="Arial"/>
+          <w:rFonts w:ascii="Arial" w:hAnsi="Arial" w:cs="Arial" w:eastAsia="Arial"/>
           <w:b/>
           <w:color w:val="000000"/>
           <w:sz w:val="18"/>
@@ -4922,7 +4922,7 @@
       </w:r>
       <w:r>
         <w:rPr>
-          <w:rFonts w:ascii="Arial" w:hAnsi="Arial" w:cs="Arial"/>
+          <w:rFonts w:ascii="Arial" w:hAnsi="Arial" w:cs="Arial" w:eastAsia="Arial"/>
           <w:color w:val="000000"/>
           <w:sz w:val="18"/>
           <w:highlight w:val="lightGray"/>
@@ -4931,7 +4931,7 @@
       </w:r>
       <w:r>
         <w:rPr>
-          <w:rFonts w:ascii="Arial" w:hAnsi="Arial" w:cs="Arial"/>
+          <w:rFonts w:ascii="Arial" w:hAnsi="Arial" w:cs="Arial" w:eastAsia="Arial"/>
           <w:b/>
           <w:color w:val="000000"/>
           <w:sz w:val="18"/>
@@ -4941,7 +4941,7 @@
       </w:r>
       <w:r>
         <w:rPr>
-          <w:rFonts w:ascii="Arial" w:hAnsi="Arial" w:cs="Arial"/>
+          <w:rFonts w:ascii="Arial" w:hAnsi="Arial" w:cs="Arial" w:eastAsia="Arial"/>
           <w:color w:val="000000"/>
           <w:sz w:val="18"/>
           <w:highlight w:val="lightGray"/>
@@ -4959,7 +4959,7 @@
       </w:pPr>
       <w:r>
         <w:rPr>
-          <w:rFonts w:ascii="Roboto Mono" w:hAnsi="Roboto Mono"/>
+          <w:rFonts w:ascii="Roboto Mono" w:hAnsi="Roboto Mono" w:eastAsia="Roboto Mono"/>
           <w:b/>
           <w:bCs/>
         </w:rPr>
@@ -5036,19 +5036,19 @@
       </w:pPr>
       <w:r>
         <w:rPr>
-          <w:rFonts w:ascii="Roboto Mono" w:hAnsi="Roboto Mono"/>
+          <w:rFonts w:ascii="Roboto Mono" w:hAnsi="Roboto Mono" w:eastAsia="Roboto Mono"/>
         </w:rPr>
         <w:t xml:space="preserve">Customer 1 </w:t>
       </w:r>
       <w:r>
         <w:rPr>
-          <w:rFonts w:ascii="Arial" w:hAnsi="Arial" w:cs="Arial"/>
+          <w:rFonts w:ascii="Roboto Mono" w:hAnsi="Roboto Mono" w:cs="Arial" w:eastAsia="Roboto Mono"/>
         </w:rPr>
         <w:t>─────</w:t>
       </w:r>
       <w:r>
         <w:rPr>
-          <w:rFonts w:ascii="Roboto Mono" w:hAnsi="Roboto Mono"/>
+          <w:rFonts w:ascii="Roboto Mono" w:hAnsi="Roboto Mono" w:eastAsia="Roboto Mono"/>
         </w:rPr>
         <w:t xml:space="preserve"> N Orders</w:t>
       </w:r>
@@ -5061,7 +5061,7 @@
       </w:pPr>
       <w:r>
         <w:rPr>
-          <w:rFonts w:ascii="Roboto Mono" w:hAnsi="Roboto Mono"/>
+          <w:rFonts w:ascii="Roboto Mono" w:hAnsi="Roboto Mono" w:eastAsia="Roboto Mono"/>
         </w:rPr>
         <w:t>Each order belongs to one customer.</w:t>
       </w:r>
@@ -5074,7 +5074,7 @@
       </w:pPr>
       <w:r>
         <w:rPr>
-          <w:rFonts w:ascii="Roboto Mono" w:hAnsi="Roboto Mono"/>
+          <w:rFonts w:ascii="Roboto Mono" w:hAnsi="Roboto Mono" w:eastAsia="Roboto Mono"/>
         </w:rPr>
         <w:pict w14:anchorId="64ECFAA2">
           <v:rect id="_x0000_i1047" style="width:0;height:1.5pt" o:hralign="center" o:hrstd="t" o:hr="t" fillcolor="#a0a0a0" stroked="f"/>
@@ -5091,7 +5091,7 @@
       </w:pPr>
       <w:r>
         <w:rPr>
-          <w:rFonts w:ascii="Roboto Mono" w:hAnsi="Roboto Mono"/>
+          <w:rFonts w:ascii="Roboto Mono" w:hAnsi="Roboto Mono" w:eastAsia="Roboto Mono"/>
           <w:b/>
           <w:bCs/>
         </w:rPr>
@@ -5168,19 +5168,19 @@
       </w:pPr>
       <w:r>
         <w:rPr>
-          <w:rFonts w:ascii="Roboto Mono" w:hAnsi="Roboto Mono"/>
+          <w:rFonts w:ascii="Roboto Mono" w:hAnsi="Roboto Mono" w:eastAsia="Roboto Mono"/>
         </w:rPr>
         <w:t xml:space="preserve">Students M </w:t>
       </w:r>
       <w:r>
         <w:rPr>
-          <w:rFonts w:ascii="Arial" w:hAnsi="Arial" w:cs="Arial"/>
+          <w:rFonts w:ascii="Roboto Mono" w:hAnsi="Roboto Mono" w:cs="Arial" w:eastAsia="Roboto Mono"/>
         </w:rPr>
         <w:t>─────</w:t>
       </w:r>
       <w:r>
         <w:rPr>
-          <w:rFonts w:ascii="Roboto Mono" w:hAnsi="Roboto Mono"/>
+          <w:rFonts w:ascii="Roboto Mono" w:hAnsi="Roboto Mono" w:eastAsia="Roboto Mono"/>
         </w:rPr>
         <w:t xml:space="preserve"> N Courses</w:t>
       </w:r>
@@ -5193,7 +5193,7 @@
       </w:pPr>
       <w:r>
         <w:rPr>
-          <w:rFonts w:ascii="Roboto Mono" w:hAnsi="Roboto Mono"/>
+          <w:rFonts w:ascii="Roboto Mono" w:hAnsi="Roboto Mono" w:eastAsia="Roboto Mono"/>
         </w:rPr>
         <w:t>Both sides can have many relationships.</w:t>
       </w:r>
@@ -5206,7 +5206,7 @@
       </w:pPr>
       <w:r>
         <w:rPr>
-          <w:rFonts w:ascii="Roboto Mono" w:hAnsi="Roboto Mono"/>
+          <w:rFonts w:ascii="Roboto Mono" w:hAnsi="Roboto Mono" w:eastAsia="Roboto Mono"/>
         </w:rPr>
         <w:pict w14:anchorId="72580259">
           <v:rect id="_x0000_i1048" style="width:0;height:1.5pt" o:hralign="center" o:hrstd="t" o:hr="t" fillcolor="#a0a0a0" stroked="f"/>
@@ -5223,7 +5223,7 @@
       </w:pPr>
       <w:r>
         <w:rPr>
-          <w:rFonts w:ascii="Roboto Mono" w:hAnsi="Roboto Mono"/>
+          <w:rFonts w:ascii="Roboto Mono" w:hAnsi="Roboto Mono" w:eastAsia="Roboto Mono"/>
           <w:b/>
           <w:bCs/>
         </w:rPr>
@@ -5680,7 +5680,7 @@
       </w:pPr>
       <w:r>
         <w:rPr>
-          <w:rFonts w:ascii="Roboto Mono" w:hAnsi="Roboto Mono"/>
+          <w:rFonts w:ascii="Roboto Mono" w:hAnsi="Roboto Mono" w:eastAsia="Roboto Mono"/>
         </w:rPr>
         <w:pict w14:anchorId="355F1269">
           <v:rect id="_x0000_i1049" style="width:0;height:1.5pt" o:hralign="center" o:hrstd="t" o:hr="t" fillcolor="#a0a0a0" stroked="f"/>
@@ -5711,7 +5711,7 @@
       </w:pPr>
       <w:r>
         <w:rPr>
-          <w:rFonts w:ascii="Arial" w:hAnsi="Arial" w:cs="Arial"/>
+          <w:rFonts w:ascii="Arial" w:hAnsi="Arial" w:cs="Arial" w:eastAsia="Arial"/>
           <w:b/>
           <w:color w:val="000000"/>
           <w:sz w:val="18"/>
@@ -5721,7 +5721,7 @@
       </w:r>
       <w:r>
         <w:rPr>
-          <w:rFonts w:ascii="Arial" w:hAnsi="Arial" w:cs="Arial"/>
+          <w:rFonts w:ascii="Arial" w:hAnsi="Arial" w:cs="Arial" w:eastAsia="Arial"/>
           <w:color w:val="000000"/>
           <w:sz w:val="18"/>
           <w:highlight w:val="lightGray"/>
@@ -5730,7 +5730,7 @@
       </w:r>
       <w:r>
         <w:rPr>
-          <w:rFonts w:ascii="Arial" w:hAnsi="Arial" w:cs="Arial"/>
+          <w:rFonts w:ascii="Arial" w:hAnsi="Arial" w:cs="Arial" w:eastAsia="Arial"/>
           <w:b/>
           <w:color w:val="000000"/>
           <w:sz w:val="18"/>
@@ -5740,7 +5740,7 @@
       </w:r>
       <w:r>
         <w:rPr>
-          <w:rFonts w:ascii="Arial" w:hAnsi="Arial" w:cs="Arial"/>
+          <w:rFonts w:ascii="Arial" w:hAnsi="Arial" w:cs="Arial" w:eastAsia="Arial"/>
           <w:color w:val="000000"/>
           <w:sz w:val="18"/>
           <w:highlight w:val="lightGray"/>
@@ -5749,7 +5749,7 @@
       </w:r>
       <w:r>
         <w:rPr>
-          <w:rFonts w:ascii="Arial" w:hAnsi="Arial" w:cs="Arial"/>
+          <w:rFonts w:ascii="Arial" w:hAnsi="Arial" w:cs="Arial" w:eastAsia="Arial"/>
           <w:b/>
           <w:color w:val="000000"/>
           <w:sz w:val="18"/>
@@ -5759,7 +5759,7 @@
       </w:r>
       <w:r>
         <w:rPr>
-          <w:rFonts w:ascii="Arial" w:hAnsi="Arial" w:cs="Arial"/>
+          <w:rFonts w:ascii="Arial" w:hAnsi="Arial" w:cs="Arial" w:eastAsia="Arial"/>
           <w:color w:val="000000"/>
           <w:sz w:val="18"/>
           <w:highlight w:val="lightGray"/>
@@ -6171,7 +6171,7 @@
       </w:pPr>
       <w:r>
         <w:rPr>
-          <w:rFonts w:ascii="Roboto Mono" w:hAnsi="Roboto Mono"/>
+          <w:rFonts w:ascii="Roboto Mono" w:hAnsi="Roboto Mono" w:eastAsia="Roboto Mono"/>
         </w:rPr>
         <w:pict w14:anchorId="1B520636">
           <v:rect id="_x0000_i1050" style="width:0;height:1.5pt" o:hralign="center" o:hrstd="t" o:hr="t" fillcolor="#a0a0a0" stroked="f"/>
@@ -6195,7 +6195,7 @@
     <w:p>
       <w:r>
         <w:rPr>
-          <w:rFonts w:ascii="Arial" w:hAnsi="Arial" w:cs="Arial"/>
+          <w:rFonts w:ascii="Arial" w:hAnsi="Arial" w:cs="Arial" w:eastAsia="Arial"/>
           <w:b/>
           <w:color w:val="000000"/>
           <w:sz w:val="18"/>
@@ -6205,7 +6205,7 @@
       </w:r>
       <w:r>
         <w:rPr>
-          <w:rFonts w:ascii="Arial" w:hAnsi="Arial" w:cs="Arial"/>
+          <w:rFonts w:ascii="Arial" w:hAnsi="Arial" w:cs="Arial" w:eastAsia="Arial"/>
           <w:color w:val="000000"/>
           <w:sz w:val="18"/>
           <w:highlight w:val="lightGray"/>
@@ -6214,7 +6214,7 @@
       </w:r>
       <w:r>
         <w:rPr>
-          <w:rFonts w:ascii="Arial" w:hAnsi="Arial" w:cs="Arial"/>
+          <w:rFonts w:ascii="Arial" w:hAnsi="Arial" w:cs="Arial" w:eastAsia="Arial"/>
           <w:b/>
           <w:color w:val="000000"/>
           <w:sz w:val="18"/>
@@ -6224,7 +6224,7 @@
       </w:r>
       <w:r>
         <w:rPr>
-          <w:rFonts w:ascii="Arial" w:hAnsi="Arial" w:cs="Arial"/>
+          <w:rFonts w:ascii="Arial" w:hAnsi="Arial" w:cs="Arial" w:eastAsia="Arial"/>
           <w:color w:val="000000"/>
           <w:sz w:val="18"/>
           <w:highlight w:val="lightGray"/>
@@ -6233,7 +6233,7 @@
       </w:r>
       <w:r>
         <w:rPr>
-          <w:rFonts w:ascii="Arial" w:hAnsi="Arial" w:cs="Arial"/>
+          <w:rFonts w:ascii="Arial" w:hAnsi="Arial" w:cs="Arial" w:eastAsia="Arial"/>
           <w:b/>
           <w:color w:val="000000"/>
           <w:sz w:val="18"/>
@@ -6243,7 +6243,7 @@
       </w:r>
       <w:r>
         <w:rPr>
-          <w:rFonts w:ascii="Arial" w:hAnsi="Arial" w:cs="Arial"/>
+          <w:rFonts w:ascii="Arial" w:hAnsi="Arial" w:cs="Arial" w:eastAsia="Arial"/>
           <w:color w:val="000000"/>
           <w:sz w:val="18"/>
           <w:highlight w:val="lightGray"/>
@@ -6259,7 +6259,7 @@
       </w:pPr>
       <w:r>
         <w:rPr>
-          <w:rFonts w:ascii="Roboto Mono" w:hAnsi="Roboto Mono"/>
+          <w:rFonts w:ascii="Roboto Mono" w:hAnsi="Roboto Mono" w:eastAsia="Roboto Mono"/>
         </w:rPr>
         <w:t>Think of students and clubs:</w:t>
       </w:r>
@@ -6332,82 +6332,82 @@
       </w:pPr>
       <w:r>
         <w:rPr>
-          <w:rFonts w:ascii="Roboto Mono" w:hAnsi="Roboto Mono"/>
+          <w:rFonts w:ascii="Roboto Mono" w:hAnsi="Roboto Mono" w:eastAsia="Roboto Mono"/>
         </w:rPr>
         <w:t xml:space="preserve">Ali  </w:t>
       </w:r>
       <w:r>
         <w:rPr>
-          <w:rFonts w:ascii="Arial" w:hAnsi="Arial" w:cs="Arial"/>
+          <w:rFonts w:ascii="Roboto Mono" w:hAnsi="Roboto Mono" w:cs="Arial" w:eastAsia="Roboto Mono"/>
         </w:rPr>
         <w:t>→</w:t>
       </w:r>
       <w:r>
         <w:rPr>
-          <w:rFonts w:ascii="Roboto Mono" w:hAnsi="Roboto Mono"/>
+          <w:rFonts w:ascii="Roboto Mono" w:hAnsi="Roboto Mono" w:eastAsia="Roboto Mono"/>
         </w:rPr>
         <w:t xml:space="preserve"> Football Club</w:t>
       </w:r>
       <w:r>
         <w:rPr>
-          <w:rFonts w:ascii="Roboto Mono" w:hAnsi="Roboto Mono"/>
+          <w:rFonts w:ascii="Roboto Mono" w:hAnsi="Roboto Mono" w:eastAsia="Roboto Mono"/>
         </w:rPr>
         <w:br/>
         <w:t xml:space="preserve">Ali  </w:t>
       </w:r>
       <w:r>
         <w:rPr>
-          <w:rFonts w:ascii="Arial" w:hAnsi="Arial" w:cs="Arial"/>
+          <w:rFonts w:ascii="Roboto Mono" w:hAnsi="Roboto Mono" w:cs="Arial" w:eastAsia="Roboto Mono"/>
         </w:rPr>
         <w:t>→</w:t>
       </w:r>
       <w:r>
         <w:rPr>
-          <w:rFonts w:ascii="Roboto Mono" w:hAnsi="Roboto Mono"/>
+          <w:rFonts w:ascii="Roboto Mono" w:hAnsi="Roboto Mono" w:eastAsia="Roboto Mono"/>
         </w:rPr>
         <w:t xml:space="preserve"> Chess Club</w:t>
       </w:r>
       <w:r>
         <w:rPr>
-          <w:rFonts w:ascii="Roboto Mono" w:hAnsi="Roboto Mono"/>
+          <w:rFonts w:ascii="Roboto Mono" w:hAnsi="Roboto Mono" w:eastAsia="Roboto Mono"/>
         </w:rPr>
         <w:br/>
       </w:r>
       <w:r>
         <w:rPr>
-          <w:rFonts w:ascii="Roboto Mono" w:hAnsi="Roboto Mono"/>
+          <w:rFonts w:ascii="Roboto Mono" w:hAnsi="Roboto Mono" w:eastAsia="Roboto Mono"/>
         </w:rPr>
         <w:br/>
         <w:t xml:space="preserve">Sara </w:t>
       </w:r>
       <w:r>
         <w:rPr>
-          <w:rFonts w:ascii="Arial" w:hAnsi="Arial" w:cs="Arial"/>
+          <w:rFonts w:ascii="Roboto Mono" w:hAnsi="Roboto Mono" w:cs="Arial" w:eastAsia="Roboto Mono"/>
         </w:rPr>
         <w:t>→</w:t>
       </w:r>
       <w:r>
         <w:rPr>
-          <w:rFonts w:ascii="Roboto Mono" w:hAnsi="Roboto Mono"/>
+          <w:rFonts w:ascii="Roboto Mono" w:hAnsi="Roboto Mono" w:eastAsia="Roboto Mono"/>
         </w:rPr>
         <w:t xml:space="preserve"> Chess Club</w:t>
       </w:r>
       <w:r>
         <w:rPr>
-          <w:rFonts w:ascii="Roboto Mono" w:hAnsi="Roboto Mono"/>
+          <w:rFonts w:ascii="Roboto Mono" w:hAnsi="Roboto Mono" w:eastAsia="Roboto Mono"/>
         </w:rPr>
         <w:br/>
         <w:t xml:space="preserve">Sara </w:t>
       </w:r>
       <w:r>
         <w:rPr>
-          <w:rFonts w:ascii="Arial" w:hAnsi="Arial" w:cs="Arial"/>
+          <w:rFonts w:ascii="Roboto Mono" w:hAnsi="Roboto Mono" w:cs="Arial" w:eastAsia="Roboto Mono"/>
         </w:rPr>
         <w:t>→</w:t>
       </w:r>
       <w:r>
         <w:rPr>
-          <w:rFonts w:ascii="Roboto Mono" w:hAnsi="Roboto Mono"/>
+          <w:rFonts w:ascii="Roboto Mono" w:hAnsi="Roboto Mono" w:eastAsia="Roboto Mono"/>
         </w:rPr>
         <w:t xml:space="preserve"> Science Club</w:t>
       </w:r>
@@ -6424,7 +6424,7 @@
       </w:pPr>
       <w:r>
         <w:rPr>
-          <w:rFonts w:ascii="Roboto Mono" w:hAnsi="Roboto Mono"/>
+          <w:rFonts w:ascii="Roboto Mono" w:hAnsi="Roboto Mono" w:eastAsia="Roboto Mono"/>
         </w:rPr>
         <w:t xml:space="preserve">One student can join many clubs. </w:t>
       </w:r>
@@ -6441,7 +6441,7 @@
       </w:pPr>
       <w:r>
         <w:rPr>
-          <w:rFonts w:ascii="Roboto Mono" w:hAnsi="Roboto Mono"/>
+          <w:rFonts w:ascii="Roboto Mono" w:hAnsi="Roboto Mono" w:eastAsia="Roboto Mono"/>
         </w:rPr>
         <w:t xml:space="preserve">One club can have many students. </w:t>
       </w:r>
@@ -6454,13 +6454,13 @@
       </w:pPr>
       <w:r>
         <w:rPr>
-          <w:rFonts w:ascii="Roboto Mono" w:hAnsi="Roboto Mono"/>
+          <w:rFonts w:ascii="Roboto Mono" w:hAnsi="Roboto Mono" w:eastAsia="Roboto Mono"/>
         </w:rPr>
         <w:t xml:space="preserve">This is a </w:t>
       </w:r>
       <w:r>
         <w:rPr>
-          <w:rFonts w:ascii="Roboto Mono" w:hAnsi="Roboto Mono"/>
+          <w:rFonts w:ascii="Roboto Mono" w:hAnsi="Roboto Mono" w:eastAsia="Roboto Mono"/>
           <w:b/>
           <w:bCs/>
         </w:rPr>
@@ -6468,7 +6468,7 @@
       </w:r>
       <w:r>
         <w:rPr>
-          <w:rFonts w:ascii="Roboto Mono" w:hAnsi="Roboto Mono"/>
+          <w:rFonts w:ascii="Roboto Mono" w:hAnsi="Roboto Mono" w:eastAsia="Roboto Mono"/>
         </w:rPr>
         <w:t>.</w:t>
       </w:r>
@@ -6481,7 +6481,7 @@
       </w:pPr>
       <w:r>
         <w:rPr>
-          <w:rFonts w:ascii="Roboto Mono" w:hAnsi="Roboto Mono"/>
+          <w:rFonts w:ascii="Roboto Mono" w:hAnsi="Roboto Mono" w:eastAsia="Roboto Mono"/>
         </w:rPr>
         <w:pict w14:anchorId="34C504B5">
           <v:rect id="_x0000_i1051" style="width:0;height:1.5pt" o:hralign="center" o:hrstd="t" o:hr="t" fillcolor="#a0a0a0" stroked="f"/>
@@ -6505,7 +6505,7 @@
     <w:p>
       <w:r>
         <w:rPr>
-          <w:rFonts w:ascii="Arial" w:hAnsi="Arial" w:cs="Arial"/>
+          <w:rFonts w:ascii="Arial" w:hAnsi="Arial" w:cs="Arial" w:eastAsia="Arial"/>
           <w:b/>
           <w:color w:val="000000"/>
           <w:sz w:val="18"/>
@@ -6515,7 +6515,7 @@
       </w:r>
       <w:r>
         <w:rPr>
-          <w:rFonts w:ascii="Arial" w:hAnsi="Arial" w:cs="Arial"/>
+          <w:rFonts w:ascii="Arial" w:hAnsi="Arial" w:cs="Arial" w:eastAsia="Arial"/>
           <w:color w:val="000000"/>
           <w:sz w:val="18"/>
           <w:highlight w:val="lightGray"/>
@@ -6524,7 +6524,7 @@
       </w:r>
       <w:r>
         <w:rPr>
-          <w:rFonts w:ascii="Arial" w:hAnsi="Arial" w:cs="Arial"/>
+          <w:rFonts w:ascii="Arial" w:hAnsi="Arial" w:cs="Arial" w:eastAsia="Arial"/>
           <w:b/>
           <w:color w:val="000000"/>
           <w:sz w:val="18"/>
@@ -6534,7 +6534,7 @@
       </w:r>
       <w:r>
         <w:rPr>
-          <w:rFonts w:ascii="Arial" w:hAnsi="Arial" w:cs="Arial"/>
+          <w:rFonts w:ascii="Arial" w:hAnsi="Arial" w:cs="Arial" w:eastAsia="Arial"/>
           <w:color w:val="000000"/>
           <w:sz w:val="18"/>
           <w:highlight w:val="lightGray"/>
@@ -6543,7 +6543,7 @@
       </w:r>
       <w:r>
         <w:rPr>
-          <w:rFonts w:ascii="Arial" w:hAnsi="Arial" w:cs="Arial"/>
+          <w:rFonts w:ascii="Arial" w:hAnsi="Arial" w:cs="Arial" w:eastAsia="Arial"/>
           <w:b/>
           <w:color w:val="000000"/>
           <w:sz w:val="18"/>
@@ -6553,7 +6553,7 @@
       </w:r>
       <w:r>
         <w:rPr>
-          <w:rFonts w:ascii="Arial" w:hAnsi="Arial" w:cs="Arial"/>
+          <w:rFonts w:ascii="Arial" w:hAnsi="Arial" w:cs="Arial" w:eastAsia="Arial"/>
           <w:color w:val="000000"/>
           <w:sz w:val="18"/>
           <w:highlight w:val="lightGray"/>
@@ -6569,13 +6569,13 @@
       </w:pPr>
       <w:r>
         <w:rPr>
-          <w:rFonts w:ascii="Roboto Mono" w:hAnsi="Roboto Mono"/>
+          <w:rFonts w:ascii="Roboto Mono" w:hAnsi="Roboto Mono" w:eastAsia="Roboto Mono"/>
         </w:rPr>
         <w:t xml:space="preserve">A </w:t>
       </w:r>
       <w:r>
         <w:rPr>
-          <w:rFonts w:ascii="Roboto Mono" w:hAnsi="Roboto Mono"/>
+          <w:rFonts w:ascii="Roboto Mono" w:hAnsi="Roboto Mono" w:eastAsia="Roboto Mono"/>
           <w:b/>
           <w:bCs/>
         </w:rPr>
@@ -6583,13 +6583,13 @@
       </w:r>
       <w:r>
         <w:rPr>
-          <w:rFonts w:ascii="Roboto Mono" w:hAnsi="Roboto Mono"/>
+          <w:rFonts w:ascii="Roboto Mono" w:hAnsi="Roboto Mono" w:eastAsia="Roboto Mono"/>
         </w:rPr>
         <w:t xml:space="preserve"> occurs when multiple records in one entity can be associated with multiple records in another entity. Examples include </w:t>
       </w:r>
       <w:r>
         <w:rPr>
-          <w:rFonts w:ascii="Roboto Mono" w:hAnsi="Roboto Mono"/>
+          <w:rFonts w:ascii="Roboto Mono" w:hAnsi="Roboto Mono" w:eastAsia="Roboto Mono"/>
           <w:b/>
           <w:bCs/>
         </w:rPr>
@@ -6597,13 +6597,13 @@
       </w:r>
       <w:r>
         <w:rPr>
-          <w:rFonts w:ascii="Roboto Mono" w:hAnsi="Roboto Mono"/>
+          <w:rFonts w:ascii="Roboto Mono" w:hAnsi="Roboto Mono" w:eastAsia="Roboto Mono"/>
         </w:rPr>
         <w:t xml:space="preserve">, </w:t>
       </w:r>
       <w:r>
         <w:rPr>
-          <w:rFonts w:ascii="Roboto Mono" w:hAnsi="Roboto Mono"/>
+          <w:rFonts w:ascii="Roboto Mono" w:hAnsi="Roboto Mono" w:eastAsia="Roboto Mono"/>
           <w:b/>
           <w:bCs/>
         </w:rPr>
@@ -6611,13 +6611,13 @@
       </w:r>
       <w:r>
         <w:rPr>
-          <w:rFonts w:ascii="Roboto Mono" w:hAnsi="Roboto Mono"/>
+          <w:rFonts w:ascii="Roboto Mono" w:hAnsi="Roboto Mono" w:eastAsia="Roboto Mono"/>
         </w:rPr>
         <w:t xml:space="preserve">, and </w:t>
       </w:r>
       <w:r>
         <w:rPr>
-          <w:rFonts w:ascii="Roboto Mono" w:hAnsi="Roboto Mono"/>
+          <w:rFonts w:ascii="Roboto Mono" w:hAnsi="Roboto Mono" w:eastAsia="Roboto Mono"/>
           <w:b/>
           <w:bCs/>
         </w:rPr>
@@ -6625,13 +6625,13 @@
       </w:r>
       <w:r>
         <w:rPr>
-          <w:rFonts w:ascii="Roboto Mono" w:hAnsi="Roboto Mono"/>
+          <w:rFonts w:ascii="Roboto Mono" w:hAnsi="Roboto Mono" w:eastAsia="Roboto Mono"/>
         </w:rPr>
         <w:t xml:space="preserve">. In relational databases, Many-to-Many relationships are implemented using a </w:t>
       </w:r>
       <w:r>
         <w:rPr>
-          <w:rFonts w:ascii="Roboto Mono" w:hAnsi="Roboto Mono"/>
+          <w:rFonts w:ascii="Roboto Mono" w:hAnsi="Roboto Mono" w:eastAsia="Roboto Mono"/>
           <w:b/>
           <w:bCs/>
         </w:rPr>
@@ -6639,7 +6639,7 @@
       </w:r>
       <w:r>
         <w:rPr>
-          <w:rFonts w:ascii="Roboto Mono" w:hAnsi="Roboto Mono"/>
+          <w:rFonts w:ascii="Roboto Mono" w:hAnsi="Roboto Mono" w:eastAsia="Roboto Mono"/>
         </w:rPr>
         <w:t xml:space="preserve"> containing foreign keys from both entities.</w:t>
       </w:r>

--- a/Knowledge/3-Work knowledge/1-Software Engineering/2-General Technologies/9-Databases/5-My Source/1-Intro to Databases/1-Data Models/1-Components of a Data Model/2-Types of Relationships/3-Many-to-Many.docx
+++ b/Knowledge/3-Work knowledge/1-Software Engineering/2-General Technologies/9-Databases/5-My Source/1-Intro to Databases/1-Data Models/1-Components of a Data Model/2-Types of Relationships/3-Many-to-Many.docx
@@ -7,6 +7,9 @@
         <w:pStyle w:val="Heading1"/>
       </w:pPr>
       <w:r>
+        <w:rPr>
+          <w:rFonts w:ascii="Calibri Light" w:hAnsi="Calibri Light" w:eastAsia="Calibri Light"/>
+        </w:rPr>
         <w:t>Many-to-Many</w:t>
       </w:r>
     </w:p>
@@ -16,11 +19,14 @@
       </w:pPr>
       <w:r>
         <w:rPr>
-          <w:rFonts w:ascii="Segoe UI Emoji" w:hAnsi="Segoe UI Emoji" w:cs="Segoe UI Emoji"/>
+          <w:rFonts w:ascii="Calibri Light" w:hAnsi="Calibri Light" w:cs="Segoe UI Emoji" w:eastAsia="Calibri Light"/>
         </w:rPr>
         <w:t>🌟</w:t>
       </w:r>
       <w:r>
+        <w:rPr>
+          <w:rFonts w:ascii="Calibri Light" w:hAnsi="Calibri Light" w:eastAsia="Calibri Light"/>
+        </w:rPr>
         <w:t xml:space="preserve"> Definition</w:t>
       </w:r>
     </w:p>
@@ -256,11 +262,14 @@
       </w:pPr>
       <w:r>
         <w:rPr>
-          <w:rFonts w:ascii="Segoe UI Emoji" w:hAnsi="Segoe UI Emoji" w:cs="Segoe UI Emoji"/>
+          <w:rFonts w:ascii="Calibri Light" w:hAnsi="Calibri Light" w:cs="Segoe UI Emoji" w:eastAsia="Calibri Light"/>
         </w:rPr>
         <w:t>🎯</w:t>
       </w:r>
       <w:r>
+        <w:rPr>
+          <w:rFonts w:ascii="Calibri Light" w:hAnsi="Calibri Light" w:eastAsia="Calibri Light"/>
+        </w:rPr>
         <w:t xml:space="preserve"> Purpose</w:t>
       </w:r>
     </w:p>
@@ -408,11 +417,14 @@
       </w:pPr>
       <w:r>
         <w:rPr>
-          <w:rFonts w:ascii="Segoe UI Emoji" w:hAnsi="Segoe UI Emoji" w:cs="Segoe UI Emoji"/>
+          <w:rFonts w:ascii="Calibri Light" w:hAnsi="Calibri Light" w:cs="Segoe UI Emoji" w:eastAsia="Calibri Light"/>
         </w:rPr>
         <w:t>🧠</w:t>
       </w:r>
       <w:r>
+        <w:rPr>
+          <w:rFonts w:ascii="Calibri Light" w:hAnsi="Calibri Light" w:eastAsia="Calibri Light"/>
+        </w:rPr>
         <w:t xml:space="preserve"> Simple Example</w:t>
       </w:r>
     </w:p>
@@ -849,11 +861,14 @@
       </w:pPr>
       <w:r>
         <w:rPr>
-          <w:rFonts w:ascii="Segoe UI Emoji" w:hAnsi="Segoe UI Emoji" w:cs="Segoe UI Emoji"/>
+          <w:rFonts w:ascii="Calibri Light" w:hAnsi="Calibri Light" w:cs="Segoe UI Emoji" w:eastAsia="Calibri Light"/>
         </w:rPr>
         <w:t>📚</w:t>
       </w:r>
       <w:r>
+        <w:rPr>
+          <w:rFonts w:ascii="Calibri Light" w:hAnsi="Calibri Light" w:eastAsia="Calibri Light"/>
+        </w:rPr>
         <w:t xml:space="preserve"> Real-World Examples</w:t>
       </w:r>
     </w:p>
@@ -862,15 +877,21 @@
         <w:pStyle w:val="Heading3"/>
       </w:pPr>
       <w:r>
+        <w:rPr>
+          <w:rFonts w:ascii="Calibri Light" w:hAnsi="Calibri Light" w:eastAsia="Calibri Light"/>
+        </w:rPr>
         <w:t xml:space="preserve">1. Students </w:t>
       </w:r>
       <w:r>
         <w:rPr>
-          <w:rFonts w:ascii="Arial" w:hAnsi="Arial" w:cs="Arial"/>
+          <w:rFonts w:ascii="Calibri Light" w:hAnsi="Calibri Light" w:cs="Arial" w:eastAsia="Calibri Light"/>
         </w:rPr>
         <w:t>↔</w:t>
       </w:r>
       <w:r>
+        <w:rPr>
+          <w:rFonts w:ascii="Calibri Light" w:hAnsi="Calibri Light" w:eastAsia="Calibri Light"/>
+        </w:rPr>
         <w:t xml:space="preserve"> Courses</w:t>
       </w:r>
     </w:p>
@@ -1066,15 +1087,21 @@
         <w:pStyle w:val="Heading3"/>
       </w:pPr>
       <w:r>
+        <w:rPr>
+          <w:rFonts w:ascii="Calibri Light" w:hAnsi="Calibri Light" w:eastAsia="Calibri Light"/>
+        </w:rPr>
         <w:t xml:space="preserve">2. Orders </w:t>
       </w:r>
       <w:r>
         <w:rPr>
-          <w:rFonts w:ascii="Arial" w:hAnsi="Arial" w:cs="Arial"/>
+          <w:rFonts w:ascii="Calibri Light" w:hAnsi="Calibri Light" w:cs="Arial" w:eastAsia="Calibri Light"/>
         </w:rPr>
         <w:t>↔</w:t>
       </w:r>
       <w:r>
+        <w:rPr>
+          <w:rFonts w:ascii="Calibri Light" w:hAnsi="Calibri Light" w:eastAsia="Calibri Light"/>
+        </w:rPr>
         <w:t xml:space="preserve"> Products</w:t>
       </w:r>
     </w:p>
@@ -1270,15 +1297,21 @@
         <w:pStyle w:val="Heading3"/>
       </w:pPr>
       <w:r>
+        <w:rPr>
+          <w:rFonts w:ascii="Calibri Light" w:hAnsi="Calibri Light" w:eastAsia="Calibri Light"/>
+        </w:rPr>
         <w:t xml:space="preserve">3. Authors </w:t>
       </w:r>
       <w:r>
         <w:rPr>
-          <w:rFonts w:ascii="Arial" w:hAnsi="Arial" w:cs="Arial"/>
+          <w:rFonts w:ascii="Calibri Light" w:hAnsi="Calibri Light" w:cs="Arial" w:eastAsia="Calibri Light"/>
         </w:rPr>
         <w:t>↔</w:t>
       </w:r>
       <w:r>
+        <w:rPr>
+          <w:rFonts w:ascii="Calibri Light" w:hAnsi="Calibri Light" w:eastAsia="Calibri Light"/>
+        </w:rPr>
         <w:t xml:space="preserve"> Books</w:t>
       </w:r>
     </w:p>
@@ -1474,15 +1507,21 @@
         <w:pStyle w:val="Heading3"/>
       </w:pPr>
       <w:r>
+        <w:rPr>
+          <w:rFonts w:ascii="Calibri Light" w:hAnsi="Calibri Light" w:eastAsia="Calibri Light"/>
+        </w:rPr>
         <w:t xml:space="preserve">4. Employees </w:t>
       </w:r>
       <w:r>
         <w:rPr>
-          <w:rFonts w:ascii="Arial" w:hAnsi="Arial" w:cs="Arial"/>
+          <w:rFonts w:ascii="Calibri Light" w:hAnsi="Calibri Light" w:cs="Arial" w:eastAsia="Calibri Light"/>
         </w:rPr>
         <w:t>↔</w:t>
       </w:r>
       <w:r>
+        <w:rPr>
+          <w:rFonts w:ascii="Calibri Light" w:hAnsi="Calibri Light" w:eastAsia="Calibri Light"/>
+        </w:rPr>
         <w:t xml:space="preserve"> Projects</w:t>
       </w:r>
     </w:p>
@@ -1679,11 +1718,14 @@
       </w:pPr>
       <w:r>
         <w:rPr>
-          <w:rFonts w:ascii="Segoe UI Emoji" w:hAnsi="Segoe UI Emoji" w:cs="Segoe UI Emoji"/>
+          <w:rFonts w:ascii="Calibri Light" w:hAnsi="Calibri Light" w:cs="Segoe UI Emoji" w:eastAsia="Calibri Light"/>
         </w:rPr>
         <w:t>📊</w:t>
       </w:r>
       <w:r>
+        <w:rPr>
+          <w:rFonts w:ascii="Calibri Light" w:hAnsi="Calibri Light" w:eastAsia="Calibri Light"/>
+        </w:rPr>
         <w:t xml:space="preserve"> ER Diagram Representation</w:t>
       </w:r>
     </w:p>
@@ -1875,11 +1917,14 @@
       </w:pPr>
       <w:r>
         <w:rPr>
-          <w:rFonts w:ascii="Segoe UI Emoji" w:hAnsi="Segoe UI Emoji" w:cs="Segoe UI Emoji"/>
+          <w:rFonts w:ascii="Calibri Light" w:hAnsi="Calibri Light" w:cs="Segoe UI Emoji" w:eastAsia="Calibri Light"/>
         </w:rPr>
         <w:t>⚠️</w:t>
       </w:r>
       <w:r>
+        <w:rPr>
+          <w:rFonts w:ascii="Calibri Light" w:hAnsi="Calibri Light" w:eastAsia="Calibri Light"/>
+        </w:rPr>
         <w:t xml:space="preserve"> Implementation in Relational Databases</w:t>
       </w:r>
     </w:p>
@@ -2857,11 +2902,14 @@
       </w:pPr>
       <w:r>
         <w:rPr>
-          <w:rFonts w:ascii="Segoe UI Emoji" w:hAnsi="Segoe UI Emoji" w:cs="Segoe UI Emoji"/>
+          <w:rFonts w:ascii="Calibri Light" w:hAnsi="Calibri Light" w:cs="Segoe UI Emoji" w:eastAsia="Calibri Light"/>
         </w:rPr>
         <w:t>🔗</w:t>
       </w:r>
       <w:r>
+        <w:rPr>
+          <w:rFonts w:ascii="Calibri Light" w:hAnsi="Calibri Light" w:eastAsia="Calibri Light"/>
+        </w:rPr>
         <w:t xml:space="preserve"> How the Junction Table Works</w:t>
       </w:r>
     </w:p>
@@ -3296,11 +3344,14 @@
       </w:pPr>
       <w:r>
         <w:rPr>
-          <w:rFonts w:ascii="Segoe UI Emoji" w:hAnsi="Segoe UI Emoji" w:cs="Segoe UI Emoji"/>
+          <w:rFonts w:ascii="Calibri Light" w:hAnsi="Calibri Light" w:cs="Segoe UI Emoji" w:eastAsia="Calibri Light"/>
         </w:rPr>
         <w:t>🗄️</w:t>
       </w:r>
       <w:r>
+        <w:rPr>
+          <w:rFonts w:ascii="Calibri Light" w:hAnsi="Calibri Light" w:eastAsia="Calibri Light"/>
+        </w:rPr>
         <w:t xml:space="preserve"> SQL Example</w:t>
       </w:r>
     </w:p>
@@ -3806,11 +3857,14 @@
       </w:pPr>
       <w:r>
         <w:rPr>
-          <w:rFonts w:ascii="Segoe UI Emoji" w:hAnsi="Segoe UI Emoji" w:cs="Segoe UI Emoji"/>
+          <w:rFonts w:ascii="Calibri Light" w:hAnsi="Calibri Light" w:cs="Segoe UI Emoji" w:eastAsia="Calibri Light"/>
         </w:rPr>
         <w:t>🔢</w:t>
       </w:r>
       <w:r>
+        <w:rPr>
+          <w:rFonts w:ascii="Calibri Light" w:hAnsi="Calibri Light" w:eastAsia="Calibri Light"/>
+        </w:rPr>
         <w:t xml:space="preserve"> Characteristics of a Many-to-Many Relationship</w:t>
       </w:r>
     </w:p>
@@ -4882,11 +4936,14 @@
       </w:pPr>
       <w:r>
         <w:rPr>
-          <w:rFonts w:ascii="Segoe UI Emoji" w:hAnsi="Segoe UI Emoji" w:cs="Segoe UI Emoji"/>
+          <w:rFonts w:ascii="Calibri Light" w:hAnsi="Calibri Light" w:cs="Segoe UI Emoji" w:eastAsia="Calibri Light"/>
         </w:rPr>
         <w:t>⚠️</w:t>
       </w:r>
       <w:r>
+        <w:rPr>
+          <w:rFonts w:ascii="Calibri Light" w:hAnsi="Calibri Light" w:eastAsia="Calibri Light"/>
+        </w:rPr>
         <w:t xml:space="preserve"> Many-to-Many vs One-to-Many</w:t>
       </w:r>
     </w:p>
@@ -5693,11 +5750,14 @@
       </w:pPr>
       <w:r>
         <w:rPr>
-          <w:rFonts w:ascii="Segoe UI Emoji" w:hAnsi="Segoe UI Emoji" w:cs="Segoe UI Emoji"/>
+          <w:rFonts w:ascii="Calibri Light" w:hAnsi="Calibri Light" w:cs="Segoe UI Emoji" w:eastAsia="Calibri Light"/>
         </w:rPr>
         <w:t>📚</w:t>
       </w:r>
       <w:r>
+        <w:rPr>
+          <w:rFonts w:ascii="Calibri Light" w:hAnsi="Calibri Light" w:eastAsia="Calibri Light"/>
+        </w:rPr>
         <w:t xml:space="preserve"> Common Many-to-Many Examples</w:t>
       </w:r>
     </w:p>
@@ -6184,11 +6244,14 @@
       </w:pPr>
       <w:r>
         <w:rPr>
-          <w:rFonts w:ascii="Segoe UI Emoji" w:hAnsi="Segoe UI Emoji" w:cs="Segoe UI Emoji"/>
+          <w:rFonts w:ascii="Calibri Light" w:hAnsi="Calibri Light" w:cs="Segoe UI Emoji" w:eastAsia="Calibri Light"/>
         </w:rPr>
         <w:t>🧠</w:t>
       </w:r>
       <w:r>
+        <w:rPr>
+          <w:rFonts w:ascii="Calibri Light" w:hAnsi="Calibri Light" w:eastAsia="Calibri Light"/>
+        </w:rPr>
         <w:t xml:space="preserve"> Simple Analogy</w:t>
       </w:r>
     </w:p>
@@ -6494,11 +6557,14 @@
       </w:pPr>
       <w:r>
         <w:rPr>
-          <w:rFonts w:ascii="Segoe UI Emoji" w:hAnsi="Segoe UI Emoji" w:cs="Segoe UI Emoji"/>
+          <w:rFonts w:ascii="Calibri Light" w:hAnsi="Calibri Light" w:cs="Segoe UI Emoji" w:eastAsia="Calibri Light"/>
         </w:rPr>
         <w:t>🧭</w:t>
       </w:r>
       <w:r>
+        <w:rPr>
+          <w:rFonts w:ascii="Calibri Light" w:hAnsi="Calibri Light" w:eastAsia="Calibri Light"/>
+        </w:rPr>
         <w:t xml:space="preserve"> Summary</w:t>
       </w:r>
     </w:p>
